--- a/lab_algos4/report.docx
+++ b/lab_algos4/report.docx
@@ -4907,6 +4907,2934 @@
         <w:pStyle w:val="BodyText"/>
         <w:bidi w:val="0"/>
         <w:spacing w:lineRule="auto" w:line="360" w:before="0" w:after="140"/>
+        <w:ind w:firstLine="850" w:start="0" w:end="0"/>
+        <w:jc w:val="both"/>
+        <w:rPr>
+          <w:rFonts w:ascii="Times New Roman" w:hAnsi="Times New Roman"/>
+          <w:sz w:val="28"/>
+          <w:szCs w:val="28"/>
+          <w:lang w:val="ru-RU"/>
+        </w:rPr>
+      </w:pPr>
+      <w:r>
+        <w:rPr>
+          <w:rFonts w:ascii="Times New Roman" w:hAnsi="Times New Roman"/>
+          <w:sz w:val="28"/>
+          <w:szCs w:val="28"/>
+          <w:lang w:val="ru-RU"/>
+        </w:rPr>
+        <w:t>В ходе выполнения лабораторной работы понадобилась программа, работающая с хеш-таблицей с открытой адресацией:</w:t>
+      </w:r>
+    </w:p>
+    <w:p>
+      <w:pPr>
+        <w:pStyle w:val="Normal"/>
+        <w:bidi w:val="0"/>
+        <w:jc w:val="start"/>
+        <w:rPr>
+          <w:rFonts w:ascii="Ubuntu Mono" w:hAnsi="Ubuntu Mono"/>
+          <w:lang w:val="ru-RU"/>
+        </w:rPr>
+      </w:pPr>
+      <w:r>
+        <w:rPr>
+          <w:rFonts w:ascii="Ubuntu Mono" w:hAnsi="Ubuntu Mono"/>
+          <w:lang w:val="ru-RU"/>
+        </w:rPr>
+        <w:t>#include &lt;iostream&gt;</w:t>
+      </w:r>
+    </w:p>
+    <w:p>
+      <w:pPr>
+        <w:pStyle w:val="Normal"/>
+        <w:bidi w:val="0"/>
+        <w:jc w:val="start"/>
+        <w:rPr>
+          <w:rFonts w:ascii="Ubuntu Mono" w:hAnsi="Ubuntu Mono"/>
+        </w:rPr>
+      </w:pPr>
+      <w:r>
+        <w:rPr>
+          <w:rFonts w:ascii="Ubuntu Mono" w:hAnsi="Ubuntu Mono"/>
+        </w:rPr>
+        <w:t>#include &lt;vector&gt;</w:t>
+      </w:r>
+    </w:p>
+    <w:p>
+      <w:pPr>
+        <w:pStyle w:val="Normal"/>
+        <w:bidi w:val="0"/>
+        <w:jc w:val="start"/>
+        <w:rPr>
+          <w:rFonts w:ascii="Ubuntu Mono" w:hAnsi="Ubuntu Mono"/>
+        </w:rPr>
+      </w:pPr>
+      <w:r>
+        <w:rPr>
+          <w:rFonts w:ascii="Ubuntu Mono" w:hAnsi="Ubuntu Mono"/>
+        </w:rPr>
+        <w:t>#include &lt;string&gt;</w:t>
+      </w:r>
+    </w:p>
+    <w:p>
+      <w:pPr>
+        <w:pStyle w:val="Normal"/>
+        <w:bidi w:val="0"/>
+        <w:jc w:val="start"/>
+        <w:rPr>
+          <w:rFonts w:ascii="Ubuntu Mono" w:hAnsi="Ubuntu Mono"/>
+        </w:rPr>
+      </w:pPr>
+      <w:r>
+        <w:rPr>
+          <w:rFonts w:ascii="Ubuntu Mono" w:hAnsi="Ubuntu Mono"/>
+        </w:rPr>
+      </w:r>
+    </w:p>
+    <w:p>
+      <w:pPr>
+        <w:pStyle w:val="Normal"/>
+        <w:bidi w:val="0"/>
+        <w:jc w:val="start"/>
+        <w:rPr>
+          <w:rFonts w:ascii="Ubuntu Mono" w:hAnsi="Ubuntu Mono"/>
+        </w:rPr>
+      </w:pPr>
+      <w:r>
+        <w:rPr>
+          <w:rFonts w:ascii="Ubuntu Mono" w:hAnsi="Ubuntu Mono"/>
+        </w:rPr>
+        <w:t>enum Status {</w:t>
+      </w:r>
+    </w:p>
+    <w:p>
+      <w:pPr>
+        <w:pStyle w:val="Normal"/>
+        <w:bidi w:val="0"/>
+        <w:jc w:val="start"/>
+        <w:rPr>
+          <w:rFonts w:ascii="Ubuntu Mono" w:hAnsi="Ubuntu Mono"/>
+        </w:rPr>
+      </w:pPr>
+      <w:r>
+        <w:rPr>
+          <w:rFonts w:ascii="Ubuntu Mono" w:hAnsi="Ubuntu Mono"/>
+        </w:rPr>
+        <w:t xml:space="preserve">    </w:t>
+      </w:r>
+      <w:r>
+        <w:rPr>
+          <w:rFonts w:ascii="Ubuntu Mono" w:hAnsi="Ubuntu Mono"/>
+        </w:rPr>
+        <w:t>FREE,</w:t>
+      </w:r>
+    </w:p>
+    <w:p>
+      <w:pPr>
+        <w:pStyle w:val="Normal"/>
+        <w:bidi w:val="0"/>
+        <w:jc w:val="start"/>
+        <w:rPr>
+          <w:rFonts w:ascii="Ubuntu Mono" w:hAnsi="Ubuntu Mono"/>
+        </w:rPr>
+      </w:pPr>
+      <w:r>
+        <w:rPr>
+          <w:rFonts w:ascii="Ubuntu Mono" w:hAnsi="Ubuntu Mono"/>
+        </w:rPr>
+        <w:t xml:space="preserve">    </w:t>
+      </w:r>
+      <w:r>
+        <w:rPr>
+          <w:rFonts w:ascii="Ubuntu Mono" w:hAnsi="Ubuntu Mono"/>
+        </w:rPr>
+        <w:t>BUSY,</w:t>
+      </w:r>
+    </w:p>
+    <w:p>
+      <w:pPr>
+        <w:pStyle w:val="Normal"/>
+        <w:bidi w:val="0"/>
+        <w:jc w:val="start"/>
+        <w:rPr>
+          <w:rFonts w:ascii="Ubuntu Mono" w:hAnsi="Ubuntu Mono"/>
+        </w:rPr>
+      </w:pPr>
+      <w:r>
+        <w:rPr>
+          <w:rFonts w:ascii="Ubuntu Mono" w:hAnsi="Ubuntu Mono"/>
+        </w:rPr>
+        <w:t xml:space="preserve">    </w:t>
+      </w:r>
+      <w:r>
+        <w:rPr>
+          <w:rFonts w:ascii="Ubuntu Mono" w:hAnsi="Ubuntu Mono"/>
+        </w:rPr>
+        <w:t>DELETED</w:t>
+      </w:r>
+    </w:p>
+    <w:p>
+      <w:pPr>
+        <w:pStyle w:val="Normal"/>
+        <w:bidi w:val="0"/>
+        <w:jc w:val="start"/>
+        <w:rPr>
+          <w:rFonts w:ascii="Ubuntu Mono" w:hAnsi="Ubuntu Mono"/>
+        </w:rPr>
+      </w:pPr>
+      <w:r>
+        <w:rPr>
+          <w:rFonts w:ascii="Ubuntu Mono" w:hAnsi="Ubuntu Mono"/>
+        </w:rPr>
+        <w:t>};</w:t>
+      </w:r>
+    </w:p>
+    <w:p>
+      <w:pPr>
+        <w:pStyle w:val="Normal"/>
+        <w:bidi w:val="0"/>
+        <w:jc w:val="start"/>
+        <w:rPr>
+          <w:rFonts w:ascii="Ubuntu Mono" w:hAnsi="Ubuntu Mono"/>
+        </w:rPr>
+      </w:pPr>
+      <w:r>
+        <w:rPr>
+          <w:rFonts w:ascii="Ubuntu Mono" w:hAnsi="Ubuntu Mono"/>
+        </w:rPr>
+      </w:r>
+    </w:p>
+    <w:p>
+      <w:pPr>
+        <w:pStyle w:val="Normal"/>
+        <w:bidi w:val="0"/>
+        <w:jc w:val="start"/>
+        <w:rPr>
+          <w:rFonts w:ascii="Ubuntu Mono" w:hAnsi="Ubuntu Mono"/>
+        </w:rPr>
+      </w:pPr>
+      <w:r>
+        <w:rPr>
+          <w:rFonts w:ascii="Ubuntu Mono" w:hAnsi="Ubuntu Mono"/>
+        </w:rPr>
+        <w:t>struct HashNode {</w:t>
+      </w:r>
+    </w:p>
+    <w:p>
+      <w:pPr>
+        <w:pStyle w:val="Normal"/>
+        <w:bidi w:val="0"/>
+        <w:jc w:val="start"/>
+        <w:rPr>
+          <w:rFonts w:ascii="Ubuntu Mono" w:hAnsi="Ubuntu Mono"/>
+        </w:rPr>
+      </w:pPr>
+      <w:r>
+        <w:rPr>
+          <w:rFonts w:ascii="Ubuntu Mono" w:hAnsi="Ubuntu Mono"/>
+        </w:rPr>
+        <w:t xml:space="preserve">    </w:t>
+      </w:r>
+      <w:r>
+        <w:rPr>
+          <w:rFonts w:ascii="Ubuntu Mono" w:hAnsi="Ubuntu Mono"/>
+        </w:rPr>
+        <w:t>std::string key;</w:t>
+      </w:r>
+    </w:p>
+    <w:p>
+      <w:pPr>
+        <w:pStyle w:val="Normal"/>
+        <w:bidi w:val="0"/>
+        <w:jc w:val="start"/>
+        <w:rPr>
+          <w:rFonts w:ascii="Ubuntu Mono" w:hAnsi="Ubuntu Mono"/>
+        </w:rPr>
+      </w:pPr>
+      <w:r>
+        <w:rPr>
+          <w:rFonts w:ascii="Ubuntu Mono" w:hAnsi="Ubuntu Mono"/>
+        </w:rPr>
+        <w:t xml:space="preserve">    </w:t>
+      </w:r>
+      <w:r>
+        <w:rPr>
+          <w:rFonts w:ascii="Ubuntu Mono" w:hAnsi="Ubuntu Mono"/>
+        </w:rPr>
+        <w:t>int value;</w:t>
+      </w:r>
+    </w:p>
+    <w:p>
+      <w:pPr>
+        <w:pStyle w:val="Normal"/>
+        <w:bidi w:val="0"/>
+        <w:jc w:val="start"/>
+        <w:rPr>
+          <w:rFonts w:ascii="Ubuntu Mono" w:hAnsi="Ubuntu Mono"/>
+        </w:rPr>
+      </w:pPr>
+      <w:r>
+        <w:rPr>
+          <w:rFonts w:ascii="Ubuntu Mono" w:hAnsi="Ubuntu Mono"/>
+        </w:rPr>
+        <w:t xml:space="preserve">    </w:t>
+      </w:r>
+      <w:r>
+        <w:rPr>
+          <w:rFonts w:ascii="Ubuntu Mono" w:hAnsi="Ubuntu Mono"/>
+        </w:rPr>
+        <w:t>Status status;</w:t>
+      </w:r>
+    </w:p>
+    <w:p>
+      <w:pPr>
+        <w:pStyle w:val="Normal"/>
+        <w:bidi w:val="0"/>
+        <w:jc w:val="start"/>
+        <w:rPr>
+          <w:rFonts w:ascii="Ubuntu Mono" w:hAnsi="Ubuntu Mono"/>
+        </w:rPr>
+      </w:pPr>
+      <w:r>
+        <w:rPr>
+          <w:rFonts w:ascii="Ubuntu Mono" w:hAnsi="Ubuntu Mono"/>
+        </w:rPr>
+      </w:r>
+    </w:p>
+    <w:p>
+      <w:pPr>
+        <w:pStyle w:val="Normal"/>
+        <w:bidi w:val="0"/>
+        <w:jc w:val="start"/>
+        <w:rPr>
+          <w:rFonts w:ascii="Ubuntu Mono" w:hAnsi="Ubuntu Mono"/>
+        </w:rPr>
+      </w:pPr>
+      <w:r>
+        <w:rPr>
+          <w:rFonts w:ascii="Ubuntu Mono" w:hAnsi="Ubuntu Mono"/>
+        </w:rPr>
+        <w:t xml:space="preserve">    </w:t>
+      </w:r>
+      <w:r>
+        <w:rPr>
+          <w:rFonts w:ascii="Ubuntu Mono" w:hAnsi="Ubuntu Mono"/>
+        </w:rPr>
+        <w:t>HashNode() : key(""), value(0), status(Status::FREE) {}</w:t>
+      </w:r>
+    </w:p>
+    <w:p>
+      <w:pPr>
+        <w:pStyle w:val="Normal"/>
+        <w:bidi w:val="0"/>
+        <w:jc w:val="start"/>
+        <w:rPr>
+          <w:rFonts w:ascii="Ubuntu Mono" w:hAnsi="Ubuntu Mono"/>
+        </w:rPr>
+      </w:pPr>
+      <w:r>
+        <w:rPr>
+          <w:rFonts w:ascii="Ubuntu Mono" w:hAnsi="Ubuntu Mono"/>
+        </w:rPr>
+        <w:t>};</w:t>
+      </w:r>
+    </w:p>
+    <w:p>
+      <w:pPr>
+        <w:pStyle w:val="Normal"/>
+        <w:bidi w:val="0"/>
+        <w:jc w:val="start"/>
+        <w:rPr>
+          <w:rFonts w:ascii="Ubuntu Mono" w:hAnsi="Ubuntu Mono"/>
+        </w:rPr>
+      </w:pPr>
+      <w:r>
+        <w:rPr>
+          <w:rFonts w:ascii="Ubuntu Mono" w:hAnsi="Ubuntu Mono"/>
+        </w:rPr>
+      </w:r>
+    </w:p>
+    <w:p>
+      <w:pPr>
+        <w:pStyle w:val="Normal"/>
+        <w:bidi w:val="0"/>
+        <w:jc w:val="start"/>
+        <w:rPr>
+          <w:rFonts w:ascii="Ubuntu Mono" w:hAnsi="Ubuntu Mono"/>
+        </w:rPr>
+      </w:pPr>
+      <w:r>
+        <w:rPr>
+          <w:rFonts w:ascii="Ubuntu Mono" w:hAnsi="Ubuntu Mono"/>
+        </w:rPr>
+        <w:t>class HashTableOpenAddressing {</w:t>
+      </w:r>
+    </w:p>
+    <w:p>
+      <w:pPr>
+        <w:pStyle w:val="Normal"/>
+        <w:bidi w:val="0"/>
+        <w:jc w:val="start"/>
+        <w:rPr>
+          <w:rFonts w:ascii="Ubuntu Mono" w:hAnsi="Ubuntu Mono"/>
+        </w:rPr>
+      </w:pPr>
+      <w:r>
+        <w:rPr>
+          <w:rFonts w:ascii="Ubuntu Mono" w:hAnsi="Ubuntu Mono"/>
+        </w:rPr>
+        <w:t>private:</w:t>
+      </w:r>
+    </w:p>
+    <w:p>
+      <w:pPr>
+        <w:pStyle w:val="Normal"/>
+        <w:bidi w:val="0"/>
+        <w:jc w:val="start"/>
+        <w:rPr>
+          <w:rFonts w:ascii="Ubuntu Mono" w:hAnsi="Ubuntu Mono"/>
+        </w:rPr>
+      </w:pPr>
+      <w:r>
+        <w:rPr>
+          <w:rFonts w:ascii="Ubuntu Mono" w:hAnsi="Ubuntu Mono"/>
+        </w:rPr>
+        <w:t xml:space="preserve">    </w:t>
+      </w:r>
+      <w:r>
+        <w:rPr>
+          <w:rFonts w:ascii="Ubuntu Mono" w:hAnsi="Ubuntu Mono"/>
+        </w:rPr>
+        <w:t>std::vector&lt;HashNode&gt; table;</w:t>
+      </w:r>
+    </w:p>
+    <w:p>
+      <w:pPr>
+        <w:pStyle w:val="Normal"/>
+        <w:bidi w:val="0"/>
+        <w:jc w:val="start"/>
+        <w:rPr>
+          <w:rFonts w:ascii="Ubuntu Mono" w:hAnsi="Ubuntu Mono"/>
+        </w:rPr>
+      </w:pPr>
+      <w:r>
+        <w:rPr>
+          <w:rFonts w:ascii="Ubuntu Mono" w:hAnsi="Ubuntu Mono"/>
+        </w:rPr>
+        <w:t xml:space="preserve">    </w:t>
+      </w:r>
+      <w:r>
+        <w:rPr>
+          <w:rFonts w:ascii="Ubuntu Mono" w:hAnsi="Ubuntu Mono"/>
+        </w:rPr>
+        <w:t>int capacity;</w:t>
+      </w:r>
+    </w:p>
+    <w:p>
+      <w:pPr>
+        <w:pStyle w:val="Normal"/>
+        <w:bidi w:val="0"/>
+        <w:jc w:val="start"/>
+        <w:rPr>
+          <w:rFonts w:ascii="Ubuntu Mono" w:hAnsi="Ubuntu Mono"/>
+        </w:rPr>
+      </w:pPr>
+      <w:r>
+        <w:rPr>
+          <w:rFonts w:ascii="Ubuntu Mono" w:hAnsi="Ubuntu Mono"/>
+        </w:rPr>
+        <w:t xml:space="preserve">    </w:t>
+      </w:r>
+      <w:r>
+        <w:rPr>
+          <w:rFonts w:ascii="Ubuntu Mono" w:hAnsi="Ubuntu Mono"/>
+        </w:rPr>
+        <w:t>int busy;</w:t>
+      </w:r>
+    </w:p>
+    <w:p>
+      <w:pPr>
+        <w:pStyle w:val="Normal"/>
+        <w:bidi w:val="0"/>
+        <w:jc w:val="start"/>
+        <w:rPr>
+          <w:rFonts w:ascii="Ubuntu Mono" w:hAnsi="Ubuntu Mono"/>
+        </w:rPr>
+      </w:pPr>
+      <w:r>
+        <w:rPr>
+          <w:rFonts w:ascii="Ubuntu Mono" w:hAnsi="Ubuntu Mono"/>
+        </w:rPr>
+      </w:r>
+    </w:p>
+    <w:p>
+      <w:pPr>
+        <w:pStyle w:val="Normal"/>
+        <w:bidi w:val="0"/>
+        <w:jc w:val="start"/>
+        <w:rPr>
+          <w:rFonts w:ascii="Ubuntu Mono" w:hAnsi="Ubuntu Mono"/>
+        </w:rPr>
+      </w:pPr>
+      <w:r>
+        <w:rPr>
+          <w:rFonts w:ascii="Ubuntu Mono" w:hAnsi="Ubuntu Mono"/>
+        </w:rPr>
+        <w:t xml:space="preserve">    </w:t>
+      </w:r>
+      <w:r>
+        <w:rPr>
+          <w:rFonts w:ascii="Ubuntu Mono" w:hAnsi="Ubuntu Mono"/>
+        </w:rPr>
+        <w:t>int hash(std::string&amp; key) {</w:t>
+      </w:r>
+    </w:p>
+    <w:p>
+      <w:pPr>
+        <w:pStyle w:val="Normal"/>
+        <w:bidi w:val="0"/>
+        <w:jc w:val="start"/>
+        <w:rPr>
+          <w:rFonts w:ascii="Ubuntu Mono" w:hAnsi="Ubuntu Mono"/>
+        </w:rPr>
+      </w:pPr>
+      <w:r>
+        <w:rPr>
+          <w:rFonts w:ascii="Ubuntu Mono" w:hAnsi="Ubuntu Mono"/>
+        </w:rPr>
+        <w:t xml:space="preserve">        </w:t>
+      </w:r>
+      <w:r>
+        <w:rPr>
+          <w:rFonts w:ascii="Ubuntu Mono" w:hAnsi="Ubuntu Mono"/>
+        </w:rPr>
+        <w:t>int hash = 0;</w:t>
+      </w:r>
+    </w:p>
+    <w:p>
+      <w:pPr>
+        <w:pStyle w:val="Normal"/>
+        <w:bidi w:val="0"/>
+        <w:jc w:val="start"/>
+        <w:rPr>
+          <w:rFonts w:ascii="Ubuntu Mono" w:hAnsi="Ubuntu Mono"/>
+        </w:rPr>
+      </w:pPr>
+      <w:r>
+        <w:rPr>
+          <w:rFonts w:ascii="Ubuntu Mono" w:hAnsi="Ubuntu Mono"/>
+        </w:rPr>
+        <w:t xml:space="preserve">        </w:t>
+      </w:r>
+      <w:r>
+        <w:rPr>
+          <w:rFonts w:ascii="Ubuntu Mono" w:hAnsi="Ubuntu Mono"/>
+        </w:rPr>
+        <w:t>for (char c : key) {</w:t>
+      </w:r>
+    </w:p>
+    <w:p>
+      <w:pPr>
+        <w:pStyle w:val="Normal"/>
+        <w:bidi w:val="0"/>
+        <w:jc w:val="start"/>
+        <w:rPr>
+          <w:rFonts w:ascii="Ubuntu Mono" w:hAnsi="Ubuntu Mono"/>
+        </w:rPr>
+      </w:pPr>
+      <w:r>
+        <w:rPr>
+          <w:rFonts w:ascii="Ubuntu Mono" w:hAnsi="Ubuntu Mono"/>
+        </w:rPr>
+        <w:t xml:space="preserve">            </w:t>
+      </w:r>
+      <w:r>
+        <w:rPr>
+          <w:rFonts w:ascii="Ubuntu Mono" w:hAnsi="Ubuntu Mono"/>
+        </w:rPr>
+        <w:t>hash = hash * 31 + c;</w:t>
+      </w:r>
+    </w:p>
+    <w:p>
+      <w:pPr>
+        <w:pStyle w:val="Normal"/>
+        <w:bidi w:val="0"/>
+        <w:jc w:val="start"/>
+        <w:rPr>
+          <w:rFonts w:ascii="Ubuntu Mono" w:hAnsi="Ubuntu Mono"/>
+        </w:rPr>
+      </w:pPr>
+      <w:r>
+        <w:rPr>
+          <w:rFonts w:ascii="Ubuntu Mono" w:hAnsi="Ubuntu Mono"/>
+        </w:rPr>
+        <w:t xml:space="preserve">        </w:t>
+      </w:r>
+      <w:r>
+        <w:rPr>
+          <w:rFonts w:ascii="Ubuntu Mono" w:hAnsi="Ubuntu Mono"/>
+        </w:rPr>
+        <w:t>}</w:t>
+      </w:r>
+    </w:p>
+    <w:p>
+      <w:pPr>
+        <w:pStyle w:val="Normal"/>
+        <w:bidi w:val="0"/>
+        <w:jc w:val="start"/>
+        <w:rPr>
+          <w:rFonts w:ascii="Ubuntu Mono" w:hAnsi="Ubuntu Mono"/>
+        </w:rPr>
+      </w:pPr>
+      <w:r>
+        <w:rPr>
+          <w:rFonts w:ascii="Ubuntu Mono" w:hAnsi="Ubuntu Mono"/>
+        </w:rPr>
+        <w:t xml:space="preserve">        </w:t>
+      </w:r>
+      <w:r>
+        <w:rPr>
+          <w:rFonts w:ascii="Ubuntu Mono" w:hAnsi="Ubuntu Mono"/>
+        </w:rPr>
+        <w:t>return hash;</w:t>
+      </w:r>
+    </w:p>
+    <w:p>
+      <w:pPr>
+        <w:pStyle w:val="Normal"/>
+        <w:bidi w:val="0"/>
+        <w:jc w:val="start"/>
+        <w:rPr>
+          <w:rFonts w:ascii="Ubuntu Mono" w:hAnsi="Ubuntu Mono"/>
+        </w:rPr>
+      </w:pPr>
+      <w:r>
+        <w:rPr>
+          <w:rFonts w:ascii="Ubuntu Mono" w:hAnsi="Ubuntu Mono"/>
+        </w:rPr>
+        <w:t xml:space="preserve">    </w:t>
+      </w:r>
+      <w:r>
+        <w:rPr>
+          <w:rFonts w:ascii="Ubuntu Mono" w:hAnsi="Ubuntu Mono"/>
+        </w:rPr>
+        <w:t>}</w:t>
+      </w:r>
+    </w:p>
+    <w:p>
+      <w:pPr>
+        <w:pStyle w:val="Normal"/>
+        <w:bidi w:val="0"/>
+        <w:jc w:val="start"/>
+        <w:rPr>
+          <w:rFonts w:ascii="Ubuntu Mono" w:hAnsi="Ubuntu Mono"/>
+        </w:rPr>
+      </w:pPr>
+      <w:r>
+        <w:rPr>
+          <w:rFonts w:ascii="Ubuntu Mono" w:hAnsi="Ubuntu Mono"/>
+        </w:rPr>
+      </w:r>
+    </w:p>
+    <w:p>
+      <w:pPr>
+        <w:pStyle w:val="Normal"/>
+        <w:bidi w:val="0"/>
+        <w:jc w:val="start"/>
+        <w:rPr>
+          <w:rFonts w:ascii="Ubuntu Mono" w:hAnsi="Ubuntu Mono"/>
+        </w:rPr>
+      </w:pPr>
+      <w:r>
+        <w:rPr>
+          <w:rFonts w:ascii="Ubuntu Mono" w:hAnsi="Ubuntu Mono"/>
+        </w:rPr>
+        <w:t xml:space="preserve">    </w:t>
+      </w:r>
+      <w:r>
+        <w:rPr>
+          <w:rFonts w:ascii="Ubuntu Mono" w:hAnsi="Ubuntu Mono"/>
+        </w:rPr>
+        <w:t>int findIndex(std::string&amp; key, bool&amp; isFound) {</w:t>
+      </w:r>
+    </w:p>
+    <w:p>
+      <w:pPr>
+        <w:pStyle w:val="Normal"/>
+        <w:bidi w:val="0"/>
+        <w:jc w:val="start"/>
+        <w:rPr>
+          <w:rFonts w:ascii="Ubuntu Mono" w:hAnsi="Ubuntu Mono"/>
+        </w:rPr>
+      </w:pPr>
+      <w:r>
+        <w:rPr>
+          <w:rFonts w:ascii="Ubuntu Mono" w:hAnsi="Ubuntu Mono"/>
+        </w:rPr>
+        <w:t xml:space="preserve">        </w:t>
+      </w:r>
+      <w:r>
+        <w:rPr>
+          <w:rFonts w:ascii="Ubuntu Mono" w:hAnsi="Ubuntu Mono"/>
+        </w:rPr>
+        <w:t>int hashVal = hash(key);</w:t>
+      </w:r>
+    </w:p>
+    <w:p>
+      <w:pPr>
+        <w:pStyle w:val="Normal"/>
+        <w:bidi w:val="0"/>
+        <w:jc w:val="start"/>
+        <w:rPr>
+          <w:rFonts w:ascii="Ubuntu Mono" w:hAnsi="Ubuntu Mono"/>
+        </w:rPr>
+      </w:pPr>
+      <w:r>
+        <w:rPr>
+          <w:rFonts w:ascii="Ubuntu Mono" w:hAnsi="Ubuntu Mono"/>
+        </w:rPr>
+        <w:t xml:space="preserve">        </w:t>
+      </w:r>
+      <w:r>
+        <w:rPr>
+          <w:rFonts w:ascii="Ubuntu Mono" w:hAnsi="Ubuntu Mono"/>
+        </w:rPr>
+        <w:t>int start = hashVal % capacity;</w:t>
+      </w:r>
+    </w:p>
+    <w:p>
+      <w:pPr>
+        <w:pStyle w:val="Normal"/>
+        <w:bidi w:val="0"/>
+        <w:jc w:val="start"/>
+        <w:rPr>
+          <w:rFonts w:ascii="Ubuntu Mono" w:hAnsi="Ubuntu Mono"/>
+        </w:rPr>
+      </w:pPr>
+      <w:r>
+        <w:rPr>
+          <w:rFonts w:ascii="Ubuntu Mono" w:hAnsi="Ubuntu Mono"/>
+        </w:rPr>
+        <w:t xml:space="preserve">        </w:t>
+      </w:r>
+      <w:r>
+        <w:rPr>
+          <w:rFonts w:ascii="Ubuntu Mono" w:hAnsi="Ubuntu Mono"/>
+        </w:rPr>
+        <w:t>int foundDel = false;</w:t>
+      </w:r>
+    </w:p>
+    <w:p>
+      <w:pPr>
+        <w:pStyle w:val="Normal"/>
+        <w:bidi w:val="0"/>
+        <w:jc w:val="start"/>
+        <w:rPr>
+          <w:rFonts w:ascii="Ubuntu Mono" w:hAnsi="Ubuntu Mono"/>
+        </w:rPr>
+      </w:pPr>
+      <w:r>
+        <w:rPr>
+          <w:rFonts w:ascii="Ubuntu Mono" w:hAnsi="Ubuntu Mono"/>
+        </w:rPr>
+        <w:t xml:space="preserve">        </w:t>
+      </w:r>
+      <w:r>
+        <w:rPr>
+          <w:rFonts w:ascii="Ubuntu Mono" w:hAnsi="Ubuntu Mono"/>
+        </w:rPr>
+        <w:t>int firstDel = 0;</w:t>
+      </w:r>
+    </w:p>
+    <w:p>
+      <w:pPr>
+        <w:pStyle w:val="Normal"/>
+        <w:bidi w:val="0"/>
+        <w:jc w:val="start"/>
+        <w:rPr>
+          <w:rFonts w:ascii="Ubuntu Mono" w:hAnsi="Ubuntu Mono"/>
+        </w:rPr>
+      </w:pPr>
+      <w:r>
+        <w:rPr>
+          <w:rFonts w:ascii="Ubuntu Mono" w:hAnsi="Ubuntu Mono"/>
+        </w:rPr>
+        <w:t xml:space="preserve">        </w:t>
+      </w:r>
+      <w:r>
+        <w:rPr>
+          <w:rFonts w:ascii="Ubuntu Mono" w:hAnsi="Ubuntu Mono"/>
+        </w:rPr>
+        <w:t>int i = 0;</w:t>
+      </w:r>
+    </w:p>
+    <w:p>
+      <w:pPr>
+        <w:pStyle w:val="Normal"/>
+        <w:bidi w:val="0"/>
+        <w:jc w:val="start"/>
+        <w:rPr>
+          <w:rFonts w:ascii="Ubuntu Mono" w:hAnsi="Ubuntu Mono"/>
+        </w:rPr>
+      </w:pPr>
+      <w:r>
+        <w:rPr>
+          <w:rFonts w:ascii="Ubuntu Mono" w:hAnsi="Ubuntu Mono"/>
+        </w:rPr>
+        <w:t xml:space="preserve">        </w:t>
+      </w:r>
+    </w:p>
+    <w:p>
+      <w:pPr>
+        <w:pStyle w:val="Normal"/>
+        <w:bidi w:val="0"/>
+        <w:jc w:val="start"/>
+        <w:rPr>
+          <w:rFonts w:ascii="Ubuntu Mono" w:hAnsi="Ubuntu Mono"/>
+        </w:rPr>
+      </w:pPr>
+      <w:r>
+        <w:rPr>
+          <w:rFonts w:ascii="Ubuntu Mono" w:hAnsi="Ubuntu Mono"/>
+        </w:rPr>
+        <w:t xml:space="preserve">        </w:t>
+      </w:r>
+      <w:r>
+        <w:rPr>
+          <w:rFonts w:ascii="Ubuntu Mono" w:hAnsi="Ubuntu Mono"/>
+        </w:rPr>
+        <w:t>while (i &lt; capacity) {</w:t>
+      </w:r>
+    </w:p>
+    <w:p>
+      <w:pPr>
+        <w:pStyle w:val="Normal"/>
+        <w:bidi w:val="0"/>
+        <w:jc w:val="start"/>
+        <w:rPr>
+          <w:rFonts w:ascii="Ubuntu Mono" w:hAnsi="Ubuntu Mono"/>
+        </w:rPr>
+      </w:pPr>
+      <w:r>
+        <w:rPr>
+          <w:rFonts w:ascii="Ubuntu Mono" w:hAnsi="Ubuntu Mono"/>
+        </w:rPr>
+        <w:t xml:space="preserve">            </w:t>
+      </w:r>
+      <w:r>
+        <w:rPr>
+          <w:rFonts w:ascii="Ubuntu Mono" w:hAnsi="Ubuntu Mono"/>
+        </w:rPr>
+        <w:t>int cur = (start + i) % capacity;</w:t>
+      </w:r>
+    </w:p>
+    <w:p>
+      <w:pPr>
+        <w:pStyle w:val="Normal"/>
+        <w:bidi w:val="0"/>
+        <w:jc w:val="start"/>
+        <w:rPr>
+          <w:rFonts w:ascii="Ubuntu Mono" w:hAnsi="Ubuntu Mono"/>
+        </w:rPr>
+      </w:pPr>
+      <w:r>
+        <w:rPr>
+          <w:rFonts w:ascii="Ubuntu Mono" w:hAnsi="Ubuntu Mono"/>
+        </w:rPr>
+        <w:t xml:space="preserve">            </w:t>
+      </w:r>
+      <w:r>
+        <w:rPr>
+          <w:rFonts w:ascii="Ubuntu Mono" w:hAnsi="Ubuntu Mono"/>
+        </w:rPr>
+        <w:t>HashNode&amp; node = table[cur];</w:t>
+      </w:r>
+    </w:p>
+    <w:p>
+      <w:pPr>
+        <w:pStyle w:val="Normal"/>
+        <w:bidi w:val="0"/>
+        <w:jc w:val="start"/>
+        <w:rPr>
+          <w:rFonts w:ascii="Ubuntu Mono" w:hAnsi="Ubuntu Mono"/>
+        </w:rPr>
+      </w:pPr>
+      <w:r>
+        <w:rPr>
+          <w:rFonts w:ascii="Ubuntu Mono" w:hAnsi="Ubuntu Mono"/>
+        </w:rPr>
+        <w:t xml:space="preserve">            </w:t>
+      </w:r>
+    </w:p>
+    <w:p>
+      <w:pPr>
+        <w:pStyle w:val="Normal"/>
+        <w:bidi w:val="0"/>
+        <w:jc w:val="start"/>
+        <w:rPr>
+          <w:rFonts w:ascii="Ubuntu Mono" w:hAnsi="Ubuntu Mono"/>
+        </w:rPr>
+      </w:pPr>
+      <w:r>
+        <w:rPr>
+          <w:rFonts w:ascii="Ubuntu Mono" w:hAnsi="Ubuntu Mono"/>
+        </w:rPr>
+        <w:t xml:space="preserve">            </w:t>
+      </w:r>
+      <w:r>
+        <w:rPr>
+          <w:rFonts w:ascii="Ubuntu Mono" w:hAnsi="Ubuntu Mono"/>
+        </w:rPr>
+        <w:t>if (node.status == Status::FREE) {</w:t>
+      </w:r>
+    </w:p>
+    <w:p>
+      <w:pPr>
+        <w:pStyle w:val="Normal"/>
+        <w:bidi w:val="0"/>
+        <w:jc w:val="start"/>
+        <w:rPr>
+          <w:rFonts w:ascii="Ubuntu Mono" w:hAnsi="Ubuntu Mono"/>
+        </w:rPr>
+      </w:pPr>
+      <w:r>
+        <w:rPr>
+          <w:rFonts w:ascii="Ubuntu Mono" w:hAnsi="Ubuntu Mono"/>
+        </w:rPr>
+        <w:t xml:space="preserve">                </w:t>
+      </w:r>
+      <w:r>
+        <w:rPr>
+          <w:rFonts w:ascii="Ubuntu Mono" w:hAnsi="Ubuntu Mono"/>
+        </w:rPr>
+        <w:t>if (foundDel) {</w:t>
+      </w:r>
+    </w:p>
+    <w:p>
+      <w:pPr>
+        <w:pStyle w:val="Normal"/>
+        <w:bidi w:val="0"/>
+        <w:jc w:val="start"/>
+        <w:rPr>
+          <w:rFonts w:ascii="Ubuntu Mono" w:hAnsi="Ubuntu Mono"/>
+        </w:rPr>
+      </w:pPr>
+      <w:r>
+        <w:rPr>
+          <w:rFonts w:ascii="Ubuntu Mono" w:hAnsi="Ubuntu Mono"/>
+        </w:rPr>
+        <w:t xml:space="preserve">                    </w:t>
+      </w:r>
+      <w:r>
+        <w:rPr>
+          <w:rFonts w:ascii="Ubuntu Mono" w:hAnsi="Ubuntu Mono"/>
+        </w:rPr>
+        <w:t>isFound = false;</w:t>
+      </w:r>
+    </w:p>
+    <w:p>
+      <w:pPr>
+        <w:pStyle w:val="Normal"/>
+        <w:bidi w:val="0"/>
+        <w:jc w:val="start"/>
+        <w:rPr>
+          <w:rFonts w:ascii="Ubuntu Mono" w:hAnsi="Ubuntu Mono"/>
+        </w:rPr>
+      </w:pPr>
+      <w:r>
+        <w:rPr>
+          <w:rFonts w:ascii="Ubuntu Mono" w:hAnsi="Ubuntu Mono"/>
+        </w:rPr>
+        <w:t xml:space="preserve">                    </w:t>
+      </w:r>
+      <w:r>
+        <w:rPr>
+          <w:rFonts w:ascii="Ubuntu Mono" w:hAnsi="Ubuntu Mono"/>
+        </w:rPr>
+        <w:t>return firstDel;</w:t>
+      </w:r>
+    </w:p>
+    <w:p>
+      <w:pPr>
+        <w:pStyle w:val="Normal"/>
+        <w:bidi w:val="0"/>
+        <w:jc w:val="start"/>
+        <w:rPr>
+          <w:rFonts w:ascii="Ubuntu Mono" w:hAnsi="Ubuntu Mono"/>
+        </w:rPr>
+      </w:pPr>
+      <w:r>
+        <w:rPr>
+          <w:rFonts w:ascii="Ubuntu Mono" w:hAnsi="Ubuntu Mono"/>
+        </w:rPr>
+        <w:t xml:space="preserve">                </w:t>
+      </w:r>
+      <w:r>
+        <w:rPr>
+          <w:rFonts w:ascii="Ubuntu Mono" w:hAnsi="Ubuntu Mono"/>
+        </w:rPr>
+        <w:t>}</w:t>
+      </w:r>
+    </w:p>
+    <w:p>
+      <w:pPr>
+        <w:pStyle w:val="Normal"/>
+        <w:bidi w:val="0"/>
+        <w:jc w:val="start"/>
+        <w:rPr>
+          <w:rFonts w:ascii="Ubuntu Mono" w:hAnsi="Ubuntu Mono"/>
+        </w:rPr>
+      </w:pPr>
+      <w:r>
+        <w:rPr>
+          <w:rFonts w:ascii="Ubuntu Mono" w:hAnsi="Ubuntu Mono"/>
+        </w:rPr>
+        <w:t xml:space="preserve">                </w:t>
+      </w:r>
+      <w:r>
+        <w:rPr>
+          <w:rFonts w:ascii="Ubuntu Mono" w:hAnsi="Ubuntu Mono"/>
+        </w:rPr>
+        <w:t>isFound = false;</w:t>
+      </w:r>
+    </w:p>
+    <w:p>
+      <w:pPr>
+        <w:pStyle w:val="Normal"/>
+        <w:bidi w:val="0"/>
+        <w:jc w:val="start"/>
+        <w:rPr>
+          <w:rFonts w:ascii="Ubuntu Mono" w:hAnsi="Ubuntu Mono"/>
+        </w:rPr>
+      </w:pPr>
+      <w:r>
+        <w:rPr>
+          <w:rFonts w:ascii="Ubuntu Mono" w:hAnsi="Ubuntu Mono"/>
+        </w:rPr>
+        <w:t xml:space="preserve">                </w:t>
+      </w:r>
+      <w:r>
+        <w:rPr>
+          <w:rFonts w:ascii="Ubuntu Mono" w:hAnsi="Ubuntu Mono"/>
+        </w:rPr>
+        <w:t>return cur;</w:t>
+      </w:r>
+    </w:p>
+    <w:p>
+      <w:pPr>
+        <w:pStyle w:val="Normal"/>
+        <w:bidi w:val="0"/>
+        <w:jc w:val="start"/>
+        <w:rPr>
+          <w:rFonts w:ascii="Ubuntu Mono" w:hAnsi="Ubuntu Mono"/>
+        </w:rPr>
+      </w:pPr>
+      <w:r>
+        <w:rPr>
+          <w:rFonts w:ascii="Ubuntu Mono" w:hAnsi="Ubuntu Mono"/>
+        </w:rPr>
+        <w:t xml:space="preserve">            </w:t>
+      </w:r>
+      <w:r>
+        <w:rPr>
+          <w:rFonts w:ascii="Ubuntu Mono" w:hAnsi="Ubuntu Mono"/>
+        </w:rPr>
+        <w:t>}</w:t>
+      </w:r>
+    </w:p>
+    <w:p>
+      <w:pPr>
+        <w:pStyle w:val="Normal"/>
+        <w:bidi w:val="0"/>
+        <w:jc w:val="start"/>
+        <w:rPr>
+          <w:rFonts w:ascii="Ubuntu Mono" w:hAnsi="Ubuntu Mono"/>
+        </w:rPr>
+      </w:pPr>
+      <w:r>
+        <w:rPr>
+          <w:rFonts w:ascii="Ubuntu Mono" w:hAnsi="Ubuntu Mono"/>
+        </w:rPr>
+        <w:t xml:space="preserve">            </w:t>
+      </w:r>
+    </w:p>
+    <w:p>
+      <w:pPr>
+        <w:pStyle w:val="Normal"/>
+        <w:bidi w:val="0"/>
+        <w:jc w:val="start"/>
+        <w:rPr>
+          <w:rFonts w:ascii="Ubuntu Mono" w:hAnsi="Ubuntu Mono"/>
+        </w:rPr>
+      </w:pPr>
+      <w:r>
+        <w:rPr>
+          <w:rFonts w:ascii="Ubuntu Mono" w:hAnsi="Ubuntu Mono"/>
+        </w:rPr>
+        <w:t xml:space="preserve">            </w:t>
+      </w:r>
+      <w:r>
+        <w:rPr>
+          <w:rFonts w:ascii="Ubuntu Mono" w:hAnsi="Ubuntu Mono"/>
+        </w:rPr>
+        <w:t>if (node.status == Status::DELETED &amp;&amp; foundDel == false) {</w:t>
+      </w:r>
+    </w:p>
+    <w:p>
+      <w:pPr>
+        <w:pStyle w:val="Normal"/>
+        <w:bidi w:val="0"/>
+        <w:jc w:val="start"/>
+        <w:rPr>
+          <w:rFonts w:ascii="Ubuntu Mono" w:hAnsi="Ubuntu Mono"/>
+        </w:rPr>
+      </w:pPr>
+      <w:r>
+        <w:rPr>
+          <w:rFonts w:ascii="Ubuntu Mono" w:hAnsi="Ubuntu Mono"/>
+        </w:rPr>
+        <w:t xml:space="preserve">                </w:t>
+      </w:r>
+      <w:r>
+        <w:rPr>
+          <w:rFonts w:ascii="Ubuntu Mono" w:hAnsi="Ubuntu Mono"/>
+        </w:rPr>
+        <w:t>firstDel = cur;</w:t>
+      </w:r>
+    </w:p>
+    <w:p>
+      <w:pPr>
+        <w:pStyle w:val="Normal"/>
+        <w:bidi w:val="0"/>
+        <w:jc w:val="start"/>
+        <w:rPr>
+          <w:rFonts w:ascii="Ubuntu Mono" w:hAnsi="Ubuntu Mono"/>
+        </w:rPr>
+      </w:pPr>
+      <w:r>
+        <w:rPr>
+          <w:rFonts w:ascii="Ubuntu Mono" w:hAnsi="Ubuntu Mono"/>
+        </w:rPr>
+        <w:t xml:space="preserve">            </w:t>
+      </w:r>
+      <w:r>
+        <w:rPr>
+          <w:rFonts w:ascii="Ubuntu Mono" w:hAnsi="Ubuntu Mono"/>
+        </w:rPr>
+        <w:t>}</w:t>
+      </w:r>
+    </w:p>
+    <w:p>
+      <w:pPr>
+        <w:pStyle w:val="Normal"/>
+        <w:bidi w:val="0"/>
+        <w:jc w:val="start"/>
+        <w:rPr>
+          <w:rFonts w:ascii="Ubuntu Mono" w:hAnsi="Ubuntu Mono"/>
+        </w:rPr>
+      </w:pPr>
+      <w:r>
+        <w:rPr>
+          <w:rFonts w:ascii="Ubuntu Mono" w:hAnsi="Ubuntu Mono"/>
+        </w:rPr>
+        <w:t xml:space="preserve">            </w:t>
+      </w:r>
+    </w:p>
+    <w:p>
+      <w:pPr>
+        <w:pStyle w:val="Normal"/>
+        <w:bidi w:val="0"/>
+        <w:jc w:val="start"/>
+        <w:rPr>
+          <w:rFonts w:ascii="Ubuntu Mono" w:hAnsi="Ubuntu Mono"/>
+        </w:rPr>
+      </w:pPr>
+      <w:r>
+        <w:rPr>
+          <w:rFonts w:ascii="Ubuntu Mono" w:hAnsi="Ubuntu Mono"/>
+        </w:rPr>
+        <w:t xml:space="preserve">            </w:t>
+      </w:r>
+      <w:r>
+        <w:rPr>
+          <w:rFonts w:ascii="Ubuntu Mono" w:hAnsi="Ubuntu Mono"/>
+        </w:rPr>
+        <w:t>if (node.status == Status::BUSY &amp;&amp; node.key == key) {</w:t>
+      </w:r>
+    </w:p>
+    <w:p>
+      <w:pPr>
+        <w:pStyle w:val="Normal"/>
+        <w:bidi w:val="0"/>
+        <w:jc w:val="start"/>
+        <w:rPr>
+          <w:rFonts w:ascii="Ubuntu Mono" w:hAnsi="Ubuntu Mono"/>
+        </w:rPr>
+      </w:pPr>
+      <w:r>
+        <w:rPr>
+          <w:rFonts w:ascii="Ubuntu Mono" w:hAnsi="Ubuntu Mono"/>
+        </w:rPr>
+        <w:t xml:space="preserve">                </w:t>
+      </w:r>
+      <w:r>
+        <w:rPr>
+          <w:rFonts w:ascii="Ubuntu Mono" w:hAnsi="Ubuntu Mono"/>
+        </w:rPr>
+        <w:t>isFound = true;</w:t>
+      </w:r>
+    </w:p>
+    <w:p>
+      <w:pPr>
+        <w:pStyle w:val="Normal"/>
+        <w:bidi w:val="0"/>
+        <w:jc w:val="start"/>
+        <w:rPr>
+          <w:rFonts w:ascii="Ubuntu Mono" w:hAnsi="Ubuntu Mono"/>
+        </w:rPr>
+      </w:pPr>
+      <w:r>
+        <w:rPr>
+          <w:rFonts w:ascii="Ubuntu Mono" w:hAnsi="Ubuntu Mono"/>
+        </w:rPr>
+        <w:t xml:space="preserve">                </w:t>
+      </w:r>
+      <w:r>
+        <w:rPr>
+          <w:rFonts w:ascii="Ubuntu Mono" w:hAnsi="Ubuntu Mono"/>
+        </w:rPr>
+        <w:t>return cur;</w:t>
+      </w:r>
+    </w:p>
+    <w:p>
+      <w:pPr>
+        <w:pStyle w:val="Normal"/>
+        <w:bidi w:val="0"/>
+        <w:jc w:val="start"/>
+        <w:rPr>
+          <w:rFonts w:ascii="Ubuntu Mono" w:hAnsi="Ubuntu Mono"/>
+        </w:rPr>
+      </w:pPr>
+      <w:r>
+        <w:rPr>
+          <w:rFonts w:ascii="Ubuntu Mono" w:hAnsi="Ubuntu Mono"/>
+        </w:rPr>
+        <w:t xml:space="preserve">            </w:t>
+      </w:r>
+      <w:r>
+        <w:rPr>
+          <w:rFonts w:ascii="Ubuntu Mono" w:hAnsi="Ubuntu Mono"/>
+        </w:rPr>
+        <w:t>}</w:t>
+      </w:r>
+    </w:p>
+    <w:p>
+      <w:pPr>
+        <w:pStyle w:val="Normal"/>
+        <w:bidi w:val="0"/>
+        <w:jc w:val="start"/>
+        <w:rPr>
+          <w:rFonts w:ascii="Ubuntu Mono" w:hAnsi="Ubuntu Mono"/>
+        </w:rPr>
+      </w:pPr>
+      <w:r>
+        <w:rPr>
+          <w:rFonts w:ascii="Ubuntu Mono" w:hAnsi="Ubuntu Mono"/>
+        </w:rPr>
+        <w:t xml:space="preserve">            </w:t>
+      </w:r>
+    </w:p>
+    <w:p>
+      <w:pPr>
+        <w:pStyle w:val="Normal"/>
+        <w:bidi w:val="0"/>
+        <w:jc w:val="start"/>
+        <w:rPr>
+          <w:rFonts w:ascii="Ubuntu Mono" w:hAnsi="Ubuntu Mono"/>
+        </w:rPr>
+      </w:pPr>
+      <w:r>
+        <w:rPr>
+          <w:rFonts w:ascii="Ubuntu Mono" w:hAnsi="Ubuntu Mono"/>
+        </w:rPr>
+        <w:t xml:space="preserve">            </w:t>
+      </w:r>
+      <w:r>
+        <w:rPr>
+          <w:rFonts w:ascii="Ubuntu Mono" w:hAnsi="Ubuntu Mono"/>
+        </w:rPr>
+        <w:t>++i;</w:t>
+      </w:r>
+    </w:p>
+    <w:p>
+      <w:pPr>
+        <w:pStyle w:val="Normal"/>
+        <w:bidi w:val="0"/>
+        <w:jc w:val="start"/>
+        <w:rPr>
+          <w:rFonts w:ascii="Ubuntu Mono" w:hAnsi="Ubuntu Mono"/>
+        </w:rPr>
+      </w:pPr>
+      <w:r>
+        <w:rPr>
+          <w:rFonts w:ascii="Ubuntu Mono" w:hAnsi="Ubuntu Mono"/>
+        </w:rPr>
+        <w:t xml:space="preserve">        </w:t>
+      </w:r>
+      <w:r>
+        <w:rPr>
+          <w:rFonts w:ascii="Ubuntu Mono" w:hAnsi="Ubuntu Mono"/>
+        </w:rPr>
+        <w:t>}</w:t>
+      </w:r>
+    </w:p>
+    <w:p>
+      <w:pPr>
+        <w:pStyle w:val="Normal"/>
+        <w:bidi w:val="0"/>
+        <w:jc w:val="start"/>
+        <w:rPr>
+          <w:rFonts w:ascii="Ubuntu Mono" w:hAnsi="Ubuntu Mono"/>
+        </w:rPr>
+      </w:pPr>
+      <w:r>
+        <w:rPr>
+          <w:rFonts w:ascii="Ubuntu Mono" w:hAnsi="Ubuntu Mono"/>
+        </w:rPr>
+        <w:t xml:space="preserve">        </w:t>
+      </w:r>
+    </w:p>
+    <w:p>
+      <w:pPr>
+        <w:pStyle w:val="Normal"/>
+        <w:bidi w:val="0"/>
+        <w:jc w:val="start"/>
+        <w:rPr>
+          <w:rFonts w:ascii="Ubuntu Mono" w:hAnsi="Ubuntu Mono"/>
+        </w:rPr>
+      </w:pPr>
+      <w:r>
+        <w:rPr>
+          <w:rFonts w:ascii="Ubuntu Mono" w:hAnsi="Ubuntu Mono"/>
+        </w:rPr>
+        <w:t xml:space="preserve">        </w:t>
+      </w:r>
+      <w:r>
+        <w:rPr>
+          <w:rFonts w:ascii="Ubuntu Mono" w:hAnsi="Ubuntu Mono"/>
+        </w:rPr>
+        <w:t>if (foundDel == true) {</w:t>
+      </w:r>
+    </w:p>
+    <w:p>
+      <w:pPr>
+        <w:pStyle w:val="Normal"/>
+        <w:bidi w:val="0"/>
+        <w:jc w:val="start"/>
+        <w:rPr>
+          <w:rFonts w:ascii="Ubuntu Mono" w:hAnsi="Ubuntu Mono"/>
+        </w:rPr>
+      </w:pPr>
+      <w:r>
+        <w:rPr>
+          <w:rFonts w:ascii="Ubuntu Mono" w:hAnsi="Ubuntu Mono"/>
+        </w:rPr>
+        <w:t xml:space="preserve">            </w:t>
+      </w:r>
+      <w:r>
+        <w:rPr>
+          <w:rFonts w:ascii="Ubuntu Mono" w:hAnsi="Ubuntu Mono"/>
+        </w:rPr>
+        <w:t>isFound = false;</w:t>
+      </w:r>
+    </w:p>
+    <w:p>
+      <w:pPr>
+        <w:pStyle w:val="Normal"/>
+        <w:bidi w:val="0"/>
+        <w:jc w:val="start"/>
+        <w:rPr>
+          <w:rFonts w:ascii="Ubuntu Mono" w:hAnsi="Ubuntu Mono"/>
+        </w:rPr>
+      </w:pPr>
+      <w:r>
+        <w:rPr>
+          <w:rFonts w:ascii="Ubuntu Mono" w:hAnsi="Ubuntu Mono"/>
+        </w:rPr>
+        <w:t xml:space="preserve">            </w:t>
+      </w:r>
+      <w:r>
+        <w:rPr>
+          <w:rFonts w:ascii="Ubuntu Mono" w:hAnsi="Ubuntu Mono"/>
+        </w:rPr>
+        <w:t>return firstDel;</w:t>
+      </w:r>
+    </w:p>
+    <w:p>
+      <w:pPr>
+        <w:pStyle w:val="Normal"/>
+        <w:bidi w:val="0"/>
+        <w:jc w:val="start"/>
+        <w:rPr>
+          <w:rFonts w:ascii="Ubuntu Mono" w:hAnsi="Ubuntu Mono"/>
+        </w:rPr>
+      </w:pPr>
+      <w:r>
+        <w:rPr>
+          <w:rFonts w:ascii="Ubuntu Mono" w:hAnsi="Ubuntu Mono"/>
+        </w:rPr>
+        <w:t xml:space="preserve">        </w:t>
+      </w:r>
+      <w:r>
+        <w:rPr>
+          <w:rFonts w:ascii="Ubuntu Mono" w:hAnsi="Ubuntu Mono"/>
+        </w:rPr>
+        <w:t>}</w:t>
+      </w:r>
+    </w:p>
+    <w:p>
+      <w:pPr>
+        <w:pStyle w:val="Normal"/>
+        <w:bidi w:val="0"/>
+        <w:jc w:val="start"/>
+        <w:rPr>
+          <w:rFonts w:ascii="Ubuntu Mono" w:hAnsi="Ubuntu Mono"/>
+        </w:rPr>
+      </w:pPr>
+      <w:r>
+        <w:rPr>
+          <w:rFonts w:ascii="Ubuntu Mono" w:hAnsi="Ubuntu Mono"/>
+        </w:rPr>
+        <w:t xml:space="preserve">        </w:t>
+      </w:r>
+    </w:p>
+    <w:p>
+      <w:pPr>
+        <w:pStyle w:val="Normal"/>
+        <w:bidi w:val="0"/>
+        <w:jc w:val="start"/>
+        <w:rPr>
+          <w:rFonts w:ascii="Ubuntu Mono" w:hAnsi="Ubuntu Mono"/>
+        </w:rPr>
+      </w:pPr>
+      <w:r>
+        <w:rPr>
+          <w:rFonts w:ascii="Ubuntu Mono" w:hAnsi="Ubuntu Mono"/>
+        </w:rPr>
+        <w:t xml:space="preserve">        </w:t>
+      </w:r>
+      <w:r>
+        <w:rPr>
+          <w:rFonts w:ascii="Ubuntu Mono" w:hAnsi="Ubuntu Mono"/>
+        </w:rPr>
+        <w:t>isFound = false;</w:t>
+      </w:r>
+    </w:p>
+    <w:p>
+      <w:pPr>
+        <w:pStyle w:val="Normal"/>
+        <w:bidi w:val="0"/>
+        <w:jc w:val="start"/>
+        <w:rPr>
+          <w:rFonts w:ascii="Ubuntu Mono" w:hAnsi="Ubuntu Mono"/>
+        </w:rPr>
+      </w:pPr>
+      <w:r>
+        <w:rPr>
+          <w:rFonts w:ascii="Ubuntu Mono" w:hAnsi="Ubuntu Mono"/>
+        </w:rPr>
+        <w:t xml:space="preserve">        </w:t>
+      </w:r>
+      <w:r>
+        <w:rPr>
+          <w:rFonts w:ascii="Ubuntu Mono" w:hAnsi="Ubuntu Mono"/>
+        </w:rPr>
+        <w:t>return foundDel;</w:t>
+      </w:r>
+    </w:p>
+    <w:p>
+      <w:pPr>
+        <w:pStyle w:val="Normal"/>
+        <w:bidi w:val="0"/>
+        <w:jc w:val="start"/>
+        <w:rPr>
+          <w:rFonts w:ascii="Ubuntu Mono" w:hAnsi="Ubuntu Mono"/>
+        </w:rPr>
+      </w:pPr>
+      <w:r>
+        <w:rPr>
+          <w:rFonts w:ascii="Ubuntu Mono" w:hAnsi="Ubuntu Mono"/>
+        </w:rPr>
+        <w:t xml:space="preserve">    </w:t>
+      </w:r>
+      <w:r>
+        <w:rPr>
+          <w:rFonts w:ascii="Ubuntu Mono" w:hAnsi="Ubuntu Mono"/>
+        </w:rPr>
+        <w:t>}</w:t>
+      </w:r>
+    </w:p>
+    <w:p>
+      <w:pPr>
+        <w:pStyle w:val="Normal"/>
+        <w:bidi w:val="0"/>
+        <w:jc w:val="start"/>
+        <w:rPr>
+          <w:rFonts w:ascii="Ubuntu Mono" w:hAnsi="Ubuntu Mono"/>
+        </w:rPr>
+      </w:pPr>
+      <w:r>
+        <w:rPr>
+          <w:rFonts w:ascii="Ubuntu Mono" w:hAnsi="Ubuntu Mono"/>
+        </w:rPr>
+      </w:r>
+    </w:p>
+    <w:p>
+      <w:pPr>
+        <w:pStyle w:val="Normal"/>
+        <w:bidi w:val="0"/>
+        <w:jc w:val="start"/>
+        <w:rPr>
+          <w:rFonts w:ascii="Ubuntu Mono" w:hAnsi="Ubuntu Mono"/>
+        </w:rPr>
+      </w:pPr>
+      <w:r>
+        <w:rPr>
+          <w:rFonts w:ascii="Ubuntu Mono" w:hAnsi="Ubuntu Mono"/>
+        </w:rPr>
+        <w:t xml:space="preserve">    </w:t>
+      </w:r>
+      <w:r>
+        <w:rPr>
+          <w:rFonts w:ascii="Ubuntu Mono" w:hAnsi="Ubuntu Mono"/>
+        </w:rPr>
+        <w:t>void rehash() {</w:t>
+      </w:r>
+    </w:p>
+    <w:p>
+      <w:pPr>
+        <w:pStyle w:val="Normal"/>
+        <w:bidi w:val="0"/>
+        <w:jc w:val="start"/>
+        <w:rPr>
+          <w:rFonts w:ascii="Ubuntu Mono" w:hAnsi="Ubuntu Mono"/>
+        </w:rPr>
+      </w:pPr>
+      <w:r>
+        <w:rPr>
+          <w:rFonts w:ascii="Ubuntu Mono" w:hAnsi="Ubuntu Mono"/>
+        </w:rPr>
+        <w:t xml:space="preserve">        </w:t>
+      </w:r>
+      <w:r>
+        <w:rPr>
+          <w:rFonts w:ascii="Ubuntu Mono" w:hAnsi="Ubuntu Mono"/>
+        </w:rPr>
+        <w:t>int oldCapacity = capacity;</w:t>
+      </w:r>
+    </w:p>
+    <w:p>
+      <w:pPr>
+        <w:pStyle w:val="Normal"/>
+        <w:bidi w:val="0"/>
+        <w:jc w:val="start"/>
+        <w:rPr>
+          <w:rFonts w:ascii="Ubuntu Mono" w:hAnsi="Ubuntu Mono"/>
+        </w:rPr>
+      </w:pPr>
+      <w:r>
+        <w:rPr>
+          <w:rFonts w:ascii="Ubuntu Mono" w:hAnsi="Ubuntu Mono"/>
+        </w:rPr>
+        <w:t xml:space="preserve">        </w:t>
+      </w:r>
+      <w:r>
+        <w:rPr>
+          <w:rFonts w:ascii="Ubuntu Mono" w:hAnsi="Ubuntu Mono"/>
+        </w:rPr>
+        <w:t>std::vector&lt;HashNode&gt; oldTable = std::move(table);</w:t>
+      </w:r>
+    </w:p>
+    <w:p>
+      <w:pPr>
+        <w:pStyle w:val="Normal"/>
+        <w:bidi w:val="0"/>
+        <w:jc w:val="start"/>
+        <w:rPr>
+          <w:rFonts w:ascii="Ubuntu Mono" w:hAnsi="Ubuntu Mono"/>
+        </w:rPr>
+      </w:pPr>
+      <w:r>
+        <w:rPr>
+          <w:rFonts w:ascii="Ubuntu Mono" w:hAnsi="Ubuntu Mono"/>
+        </w:rPr>
+        <w:t xml:space="preserve">        </w:t>
+      </w:r>
+    </w:p>
+    <w:p>
+      <w:pPr>
+        <w:pStyle w:val="Normal"/>
+        <w:bidi w:val="0"/>
+        <w:jc w:val="start"/>
+        <w:rPr>
+          <w:rFonts w:ascii="Ubuntu Mono" w:hAnsi="Ubuntu Mono"/>
+        </w:rPr>
+      </w:pPr>
+      <w:r>
+        <w:rPr>
+          <w:rFonts w:ascii="Ubuntu Mono" w:hAnsi="Ubuntu Mono"/>
+        </w:rPr>
+        <w:t xml:space="preserve">        </w:t>
+      </w:r>
+      <w:r>
+        <w:rPr>
+          <w:rFonts w:ascii="Ubuntu Mono" w:hAnsi="Ubuntu Mono"/>
+        </w:rPr>
+        <w:t>capacity *= 2;</w:t>
+      </w:r>
+    </w:p>
+    <w:p>
+      <w:pPr>
+        <w:pStyle w:val="Normal"/>
+        <w:bidi w:val="0"/>
+        <w:jc w:val="start"/>
+        <w:rPr>
+          <w:rFonts w:ascii="Ubuntu Mono" w:hAnsi="Ubuntu Mono"/>
+        </w:rPr>
+      </w:pPr>
+      <w:r>
+        <w:rPr>
+          <w:rFonts w:ascii="Ubuntu Mono" w:hAnsi="Ubuntu Mono"/>
+        </w:rPr>
+        <w:t xml:space="preserve">        </w:t>
+      </w:r>
+      <w:r>
+        <w:rPr>
+          <w:rFonts w:ascii="Ubuntu Mono" w:hAnsi="Ubuntu Mono"/>
+        </w:rPr>
+        <w:t>table.clear();</w:t>
+      </w:r>
+    </w:p>
+    <w:p>
+      <w:pPr>
+        <w:pStyle w:val="Normal"/>
+        <w:bidi w:val="0"/>
+        <w:jc w:val="start"/>
+        <w:rPr>
+          <w:rFonts w:ascii="Ubuntu Mono" w:hAnsi="Ubuntu Mono"/>
+        </w:rPr>
+      </w:pPr>
+      <w:r>
+        <w:rPr>
+          <w:rFonts w:ascii="Ubuntu Mono" w:hAnsi="Ubuntu Mono"/>
+        </w:rPr>
+        <w:t xml:space="preserve">        </w:t>
+      </w:r>
+      <w:r>
+        <w:rPr>
+          <w:rFonts w:ascii="Ubuntu Mono" w:hAnsi="Ubuntu Mono"/>
+        </w:rPr>
+        <w:t>table.resize(capacity);</w:t>
+      </w:r>
+    </w:p>
+    <w:p>
+      <w:pPr>
+        <w:pStyle w:val="Normal"/>
+        <w:bidi w:val="0"/>
+        <w:jc w:val="start"/>
+        <w:rPr>
+          <w:rFonts w:ascii="Ubuntu Mono" w:hAnsi="Ubuntu Mono"/>
+        </w:rPr>
+      </w:pPr>
+      <w:r>
+        <w:rPr>
+          <w:rFonts w:ascii="Ubuntu Mono" w:hAnsi="Ubuntu Mono"/>
+        </w:rPr>
+        <w:t xml:space="preserve">        </w:t>
+      </w:r>
+    </w:p>
+    <w:p>
+      <w:pPr>
+        <w:pStyle w:val="Normal"/>
+        <w:bidi w:val="0"/>
+        <w:jc w:val="start"/>
+        <w:rPr>
+          <w:rFonts w:ascii="Ubuntu Mono" w:hAnsi="Ubuntu Mono"/>
+        </w:rPr>
+      </w:pPr>
+      <w:r>
+        <w:rPr>
+          <w:rFonts w:ascii="Ubuntu Mono" w:hAnsi="Ubuntu Mono"/>
+        </w:rPr>
+        <w:t xml:space="preserve">        </w:t>
+      </w:r>
+      <w:r>
+        <w:rPr>
+          <w:rFonts w:ascii="Ubuntu Mono" w:hAnsi="Ubuntu Mono"/>
+        </w:rPr>
+        <w:t>size = 0;</w:t>
+      </w:r>
+    </w:p>
+    <w:p>
+      <w:pPr>
+        <w:pStyle w:val="Normal"/>
+        <w:bidi w:val="0"/>
+        <w:jc w:val="start"/>
+        <w:rPr>
+          <w:rFonts w:ascii="Ubuntu Mono" w:hAnsi="Ubuntu Mono"/>
+        </w:rPr>
+      </w:pPr>
+      <w:r>
+        <w:rPr>
+          <w:rFonts w:ascii="Ubuntu Mono" w:hAnsi="Ubuntu Mono"/>
+        </w:rPr>
+        <w:t xml:space="preserve">        </w:t>
+      </w:r>
+      <w:r>
+        <w:rPr>
+          <w:rFonts w:ascii="Ubuntu Mono" w:hAnsi="Ubuntu Mono"/>
+        </w:rPr>
+        <w:t>for (int i = 0; i &lt; oldCapacity; ++i) {</w:t>
+      </w:r>
+    </w:p>
+    <w:p>
+      <w:pPr>
+        <w:pStyle w:val="Normal"/>
+        <w:bidi w:val="0"/>
+        <w:jc w:val="start"/>
+        <w:rPr>
+          <w:rFonts w:ascii="Ubuntu Mono" w:hAnsi="Ubuntu Mono"/>
+        </w:rPr>
+      </w:pPr>
+      <w:r>
+        <w:rPr>
+          <w:rFonts w:ascii="Ubuntu Mono" w:hAnsi="Ubuntu Mono"/>
+        </w:rPr>
+        <w:t xml:space="preserve">            </w:t>
+      </w:r>
+      <w:r>
+        <w:rPr>
+          <w:rFonts w:ascii="Ubuntu Mono" w:hAnsi="Ubuntu Mono"/>
+        </w:rPr>
+        <w:t>if (oldTable[i].status == Status::BUSY) {</w:t>
+      </w:r>
+    </w:p>
+    <w:p>
+      <w:pPr>
+        <w:pStyle w:val="Normal"/>
+        <w:bidi w:val="0"/>
+        <w:jc w:val="start"/>
+        <w:rPr>
+          <w:rFonts w:ascii="Ubuntu Mono" w:hAnsi="Ubuntu Mono"/>
+        </w:rPr>
+      </w:pPr>
+      <w:r>
+        <w:rPr>
+          <w:rFonts w:ascii="Ubuntu Mono" w:hAnsi="Ubuntu Mono"/>
+        </w:rPr>
+        <w:t xml:space="preserve">                </w:t>
+      </w:r>
+      <w:r>
+        <w:rPr>
+          <w:rFonts w:ascii="Ubuntu Mono" w:hAnsi="Ubuntu Mono"/>
+        </w:rPr>
+        <w:t>insert(oldTable[i].key, oldTable[i].value);</w:t>
+      </w:r>
+    </w:p>
+    <w:p>
+      <w:pPr>
+        <w:pStyle w:val="Normal"/>
+        <w:bidi w:val="0"/>
+        <w:jc w:val="start"/>
+        <w:rPr>
+          <w:rFonts w:ascii="Ubuntu Mono" w:hAnsi="Ubuntu Mono"/>
+        </w:rPr>
+      </w:pPr>
+      <w:r>
+        <w:rPr>
+          <w:rFonts w:ascii="Ubuntu Mono" w:hAnsi="Ubuntu Mono"/>
+        </w:rPr>
+        <w:t xml:space="preserve">            </w:t>
+      </w:r>
+      <w:r>
+        <w:rPr>
+          <w:rFonts w:ascii="Ubuntu Mono" w:hAnsi="Ubuntu Mono"/>
+        </w:rPr>
+        <w:t>}</w:t>
+      </w:r>
+    </w:p>
+    <w:p>
+      <w:pPr>
+        <w:pStyle w:val="Normal"/>
+        <w:bidi w:val="0"/>
+        <w:jc w:val="start"/>
+        <w:rPr>
+          <w:rFonts w:ascii="Ubuntu Mono" w:hAnsi="Ubuntu Mono"/>
+        </w:rPr>
+      </w:pPr>
+      <w:r>
+        <w:rPr>
+          <w:rFonts w:ascii="Ubuntu Mono" w:hAnsi="Ubuntu Mono"/>
+        </w:rPr>
+        <w:t xml:space="preserve">        </w:t>
+      </w:r>
+      <w:r>
+        <w:rPr>
+          <w:rFonts w:ascii="Ubuntu Mono" w:hAnsi="Ubuntu Mono"/>
+        </w:rPr>
+        <w:t>}</w:t>
+      </w:r>
+    </w:p>
+    <w:p>
+      <w:pPr>
+        <w:pStyle w:val="Normal"/>
+        <w:bidi w:val="0"/>
+        <w:jc w:val="start"/>
+        <w:rPr>
+          <w:rFonts w:ascii="Ubuntu Mono" w:hAnsi="Ubuntu Mono"/>
+        </w:rPr>
+      </w:pPr>
+      <w:r>
+        <w:rPr>
+          <w:rFonts w:ascii="Ubuntu Mono" w:hAnsi="Ubuntu Mono"/>
+        </w:rPr>
+        <w:t xml:space="preserve">    </w:t>
+      </w:r>
+      <w:r>
+        <w:rPr>
+          <w:rFonts w:ascii="Ubuntu Mono" w:hAnsi="Ubuntu Mono"/>
+        </w:rPr>
+        <w:t>}</w:t>
+      </w:r>
+    </w:p>
+    <w:p>
+      <w:pPr>
+        <w:pStyle w:val="Normal"/>
+        <w:bidi w:val="0"/>
+        <w:jc w:val="start"/>
+        <w:rPr>
+          <w:rFonts w:ascii="Ubuntu Mono" w:hAnsi="Ubuntu Mono"/>
+        </w:rPr>
+      </w:pPr>
+      <w:r>
+        <w:rPr>
+          <w:rFonts w:ascii="Ubuntu Mono" w:hAnsi="Ubuntu Mono"/>
+        </w:rPr>
+      </w:r>
+    </w:p>
+    <w:p>
+      <w:pPr>
+        <w:pStyle w:val="Normal"/>
+        <w:bidi w:val="0"/>
+        <w:jc w:val="start"/>
+        <w:rPr>
+          <w:rFonts w:ascii="Ubuntu Mono" w:hAnsi="Ubuntu Mono"/>
+        </w:rPr>
+      </w:pPr>
+      <w:r>
+        <w:rPr>
+          <w:rFonts w:ascii="Ubuntu Mono" w:hAnsi="Ubuntu Mono"/>
+        </w:rPr>
+        <w:t>public:</w:t>
+      </w:r>
+    </w:p>
+    <w:p>
+      <w:pPr>
+        <w:pStyle w:val="Normal"/>
+        <w:bidi w:val="0"/>
+        <w:jc w:val="start"/>
+        <w:rPr>
+          <w:rFonts w:ascii="Ubuntu Mono" w:hAnsi="Ubuntu Mono"/>
+        </w:rPr>
+      </w:pPr>
+      <w:r>
+        <w:rPr>
+          <w:rFonts w:ascii="Ubuntu Mono" w:hAnsi="Ubuntu Mono"/>
+        </w:rPr>
+        <w:t xml:space="preserve">    </w:t>
+      </w:r>
+      <w:r>
+        <w:rPr>
+          <w:rFonts w:ascii="Ubuntu Mono" w:hAnsi="Ubuntu Mono"/>
+        </w:rPr>
+        <w:t>void insert(const std::string&amp; key, int value) {</w:t>
+      </w:r>
+    </w:p>
+    <w:p>
+      <w:pPr>
+        <w:pStyle w:val="Normal"/>
+        <w:bidi w:val="0"/>
+        <w:jc w:val="start"/>
+        <w:rPr>
+          <w:rFonts w:ascii="Ubuntu Mono" w:hAnsi="Ubuntu Mono"/>
+        </w:rPr>
+      </w:pPr>
+      <w:r>
+        <w:rPr>
+          <w:rFonts w:ascii="Ubuntu Mono" w:hAnsi="Ubuntu Mono"/>
+        </w:rPr>
+        <w:t xml:space="preserve">        </w:t>
+      </w:r>
+      <w:r>
+        <w:rPr>
+          <w:rFonts w:ascii="Ubuntu Mono" w:hAnsi="Ubuntu Mono"/>
+        </w:rPr>
+        <w:t>bool isFound = false;</w:t>
+      </w:r>
+    </w:p>
+    <w:p>
+      <w:pPr>
+        <w:pStyle w:val="Normal"/>
+        <w:bidi w:val="0"/>
+        <w:jc w:val="start"/>
+        <w:rPr>
+          <w:rFonts w:ascii="Ubuntu Mono" w:hAnsi="Ubuntu Mono"/>
+        </w:rPr>
+      </w:pPr>
+      <w:r>
+        <w:rPr>
+          <w:rFonts w:ascii="Ubuntu Mono" w:hAnsi="Ubuntu Mono"/>
+        </w:rPr>
+        <w:t xml:space="preserve">        </w:t>
+      </w:r>
+      <w:r>
+        <w:rPr>
+          <w:rFonts w:ascii="Ubuntu Mono" w:hAnsi="Ubuntu Mono"/>
+        </w:rPr>
+        <w:t>int index = findIndex(key, isFound);</w:t>
+      </w:r>
+    </w:p>
+    <w:p>
+      <w:pPr>
+        <w:pStyle w:val="Normal"/>
+        <w:bidi w:val="0"/>
+        <w:jc w:val="start"/>
+        <w:rPr>
+          <w:rFonts w:ascii="Ubuntu Mono" w:hAnsi="Ubuntu Mono"/>
+        </w:rPr>
+      </w:pPr>
+      <w:r>
+        <w:rPr>
+          <w:rFonts w:ascii="Ubuntu Mono" w:hAnsi="Ubuntu Mono"/>
+        </w:rPr>
+        <w:t xml:space="preserve">        </w:t>
+      </w:r>
+    </w:p>
+    <w:p>
+      <w:pPr>
+        <w:pStyle w:val="Normal"/>
+        <w:bidi w:val="0"/>
+        <w:jc w:val="start"/>
+        <w:rPr>
+          <w:rFonts w:ascii="Ubuntu Mono" w:hAnsi="Ubuntu Mono"/>
+        </w:rPr>
+      </w:pPr>
+      <w:r>
+        <w:rPr>
+          <w:rFonts w:ascii="Ubuntu Mono" w:hAnsi="Ubuntu Mono"/>
+        </w:rPr>
+        <w:t xml:space="preserve">        </w:t>
+      </w:r>
+      <w:r>
+        <w:rPr>
+          <w:rFonts w:ascii="Ubuntu Mono" w:hAnsi="Ubuntu Mono"/>
+        </w:rPr>
+        <w:t>if (index == SIZE_MAX) {</w:t>
+      </w:r>
+    </w:p>
+    <w:p>
+      <w:pPr>
+        <w:pStyle w:val="Normal"/>
+        <w:bidi w:val="0"/>
+        <w:jc w:val="start"/>
+        <w:rPr>
+          <w:rFonts w:ascii="Ubuntu Mono" w:hAnsi="Ubuntu Mono"/>
+        </w:rPr>
+      </w:pPr>
+      <w:r>
+        <w:rPr>
+          <w:rFonts w:ascii="Ubuntu Mono" w:hAnsi="Ubuntu Mono"/>
+        </w:rPr>
+        <w:t xml:space="preserve">            </w:t>
+      </w:r>
+      <w:r>
+        <w:rPr>
+          <w:rFonts w:ascii="Ubuntu Mono" w:hAnsi="Ubuntu Mono"/>
+        </w:rPr>
+        <w:t>std::cout &lt;&lt; "Hash table full" &lt;&lt; std::endl;</w:t>
+      </w:r>
+    </w:p>
+    <w:p>
+      <w:pPr>
+        <w:pStyle w:val="Normal"/>
+        <w:bidi w:val="0"/>
+        <w:jc w:val="start"/>
+        <w:rPr>
+          <w:rFonts w:ascii="Ubuntu Mono" w:hAnsi="Ubuntu Mono"/>
+        </w:rPr>
+      </w:pPr>
+      <w:r>
+        <w:rPr>
+          <w:rFonts w:ascii="Ubuntu Mono" w:hAnsi="Ubuntu Mono"/>
+        </w:rPr>
+        <w:t xml:space="preserve">            </w:t>
+      </w:r>
+      <w:r>
+        <w:rPr>
+          <w:rFonts w:ascii="Ubuntu Mono" w:hAnsi="Ubuntu Mono"/>
+        </w:rPr>
+        <w:t>rehash();</w:t>
+      </w:r>
+    </w:p>
+    <w:p>
+      <w:pPr>
+        <w:pStyle w:val="Normal"/>
+        <w:bidi w:val="0"/>
+        <w:jc w:val="start"/>
+        <w:rPr>
+          <w:rFonts w:ascii="Ubuntu Mono" w:hAnsi="Ubuntu Mono"/>
+        </w:rPr>
+      </w:pPr>
+      <w:r>
+        <w:rPr>
+          <w:rFonts w:ascii="Ubuntu Mono" w:hAnsi="Ubuntu Mono"/>
+        </w:rPr>
+        <w:t xml:space="preserve">        </w:t>
+      </w:r>
+      <w:r>
+        <w:rPr>
+          <w:rFonts w:ascii="Ubuntu Mono" w:hAnsi="Ubuntu Mono"/>
+        </w:rPr>
+        <w:t>}</w:t>
+      </w:r>
+    </w:p>
+    <w:p>
+      <w:pPr>
+        <w:pStyle w:val="Normal"/>
+        <w:bidi w:val="0"/>
+        <w:jc w:val="start"/>
+        <w:rPr>
+          <w:rFonts w:ascii="Ubuntu Mono" w:hAnsi="Ubuntu Mono"/>
+        </w:rPr>
+      </w:pPr>
+      <w:r>
+        <w:rPr>
+          <w:rFonts w:ascii="Ubuntu Mono" w:hAnsi="Ubuntu Mono"/>
+        </w:rPr>
+        <w:t xml:space="preserve">        </w:t>
+      </w:r>
+      <w:r>
+        <w:rPr>
+          <w:rFonts w:ascii="Ubuntu Mono" w:hAnsi="Ubuntu Mono"/>
+        </w:rPr>
+        <w:t>if (isFound) {</w:t>
+      </w:r>
+    </w:p>
+    <w:p>
+      <w:pPr>
+        <w:pStyle w:val="Normal"/>
+        <w:bidi w:val="0"/>
+        <w:jc w:val="start"/>
+        <w:rPr>
+          <w:rFonts w:ascii="Ubuntu Mono" w:hAnsi="Ubuntu Mono"/>
+        </w:rPr>
+      </w:pPr>
+      <w:r>
+        <w:rPr>
+          <w:rFonts w:ascii="Ubuntu Mono" w:hAnsi="Ubuntu Mono"/>
+        </w:rPr>
+        <w:t xml:space="preserve">            </w:t>
+      </w:r>
+      <w:r>
+        <w:rPr>
+          <w:rFonts w:ascii="Ubuntu Mono" w:hAnsi="Ubuntu Mono"/>
+        </w:rPr>
+        <w:t>table[index].value = value;</w:t>
+      </w:r>
+    </w:p>
+    <w:p>
+      <w:pPr>
+        <w:pStyle w:val="Normal"/>
+        <w:bidi w:val="0"/>
+        <w:jc w:val="start"/>
+        <w:rPr>
+          <w:rFonts w:ascii="Ubuntu Mono" w:hAnsi="Ubuntu Mono"/>
+        </w:rPr>
+      </w:pPr>
+      <w:r>
+        <w:rPr>
+          <w:rFonts w:ascii="Ubuntu Mono" w:hAnsi="Ubuntu Mono"/>
+        </w:rPr>
+        <w:t xml:space="preserve">        </w:t>
+      </w:r>
+      <w:r>
+        <w:rPr>
+          <w:rFonts w:ascii="Ubuntu Mono" w:hAnsi="Ubuntu Mono"/>
+        </w:rPr>
+        <w:t xml:space="preserve">} </w:t>
+      </w:r>
+    </w:p>
+    <w:p>
+      <w:pPr>
+        <w:pStyle w:val="Normal"/>
+        <w:bidi w:val="0"/>
+        <w:jc w:val="start"/>
+        <w:rPr>
+          <w:rFonts w:ascii="Ubuntu Mono" w:hAnsi="Ubuntu Mono"/>
+        </w:rPr>
+      </w:pPr>
+      <w:r>
+        <w:rPr>
+          <w:rFonts w:ascii="Ubuntu Mono" w:hAnsi="Ubuntu Mono"/>
+        </w:rPr>
+        <w:t xml:space="preserve">        </w:t>
+      </w:r>
+      <w:r>
+        <w:rPr>
+          <w:rFonts w:ascii="Ubuntu Mono" w:hAnsi="Ubuntu Mono"/>
+        </w:rPr>
+        <w:t>else {</w:t>
+      </w:r>
+    </w:p>
+    <w:p>
+      <w:pPr>
+        <w:pStyle w:val="Normal"/>
+        <w:bidi w:val="0"/>
+        <w:jc w:val="start"/>
+        <w:rPr>
+          <w:rFonts w:ascii="Ubuntu Mono" w:hAnsi="Ubuntu Mono"/>
+        </w:rPr>
+      </w:pPr>
+      <w:r>
+        <w:rPr>
+          <w:rFonts w:ascii="Ubuntu Mono" w:hAnsi="Ubuntu Mono"/>
+        </w:rPr>
+        <w:t xml:space="preserve">            </w:t>
+      </w:r>
+      <w:r>
+        <w:rPr>
+          <w:rFonts w:ascii="Ubuntu Mono" w:hAnsi="Ubuntu Mono"/>
+        </w:rPr>
+        <w:t>table[index].key = key;</w:t>
+      </w:r>
+    </w:p>
+    <w:p>
+      <w:pPr>
+        <w:pStyle w:val="Normal"/>
+        <w:bidi w:val="0"/>
+        <w:jc w:val="start"/>
+        <w:rPr>
+          <w:rFonts w:ascii="Ubuntu Mono" w:hAnsi="Ubuntu Mono"/>
+        </w:rPr>
+      </w:pPr>
+      <w:r>
+        <w:rPr>
+          <w:rFonts w:ascii="Ubuntu Mono" w:hAnsi="Ubuntu Mono"/>
+        </w:rPr>
+        <w:t xml:space="preserve">            </w:t>
+      </w:r>
+      <w:r>
+        <w:rPr>
+          <w:rFonts w:ascii="Ubuntu Mono" w:hAnsi="Ubuntu Mono"/>
+        </w:rPr>
+        <w:t>table[index].value = value;</w:t>
+      </w:r>
+    </w:p>
+    <w:p>
+      <w:pPr>
+        <w:pStyle w:val="Normal"/>
+        <w:bidi w:val="0"/>
+        <w:jc w:val="start"/>
+        <w:rPr>
+          <w:rFonts w:ascii="Ubuntu Mono" w:hAnsi="Ubuntu Mono"/>
+        </w:rPr>
+      </w:pPr>
+      <w:r>
+        <w:rPr>
+          <w:rFonts w:ascii="Ubuntu Mono" w:hAnsi="Ubuntu Mono"/>
+        </w:rPr>
+        <w:t xml:space="preserve">            </w:t>
+      </w:r>
+      <w:r>
+        <w:rPr>
+          <w:rFonts w:ascii="Ubuntu Mono" w:hAnsi="Ubuntu Mono"/>
+        </w:rPr>
+        <w:t>table[index].status = Status::BUSY;</w:t>
+      </w:r>
+    </w:p>
+    <w:p>
+      <w:pPr>
+        <w:pStyle w:val="Normal"/>
+        <w:bidi w:val="0"/>
+        <w:jc w:val="start"/>
+        <w:rPr>
+          <w:rFonts w:ascii="Ubuntu Mono" w:hAnsi="Ubuntu Mono"/>
+        </w:rPr>
+      </w:pPr>
+      <w:r>
+        <w:rPr>
+          <w:rFonts w:ascii="Ubuntu Mono" w:hAnsi="Ubuntu Mono"/>
+        </w:rPr>
+        <w:t xml:space="preserve">            </w:t>
+      </w:r>
+      <w:r>
+        <w:rPr>
+          <w:rFonts w:ascii="Ubuntu Mono" w:hAnsi="Ubuntu Mono"/>
+        </w:rPr>
+        <w:t>size++;</w:t>
+      </w:r>
+    </w:p>
+    <w:p>
+      <w:pPr>
+        <w:pStyle w:val="Normal"/>
+        <w:bidi w:val="0"/>
+        <w:jc w:val="start"/>
+        <w:rPr>
+          <w:rFonts w:ascii="Ubuntu Mono" w:hAnsi="Ubuntu Mono"/>
+        </w:rPr>
+      </w:pPr>
+      <w:r>
+        <w:rPr>
+          <w:rFonts w:ascii="Ubuntu Mono" w:hAnsi="Ubuntu Mono"/>
+        </w:rPr>
+        <w:t xml:space="preserve">        </w:t>
+      </w:r>
+      <w:r>
+        <w:rPr>
+          <w:rFonts w:ascii="Ubuntu Mono" w:hAnsi="Ubuntu Mono"/>
+        </w:rPr>
+        <w:t>}</w:t>
+      </w:r>
+    </w:p>
+    <w:p>
+      <w:pPr>
+        <w:pStyle w:val="Normal"/>
+        <w:bidi w:val="0"/>
+        <w:jc w:val="start"/>
+        <w:rPr>
+          <w:rFonts w:ascii="Ubuntu Mono" w:hAnsi="Ubuntu Mono"/>
+        </w:rPr>
+      </w:pPr>
+      <w:r>
+        <w:rPr>
+          <w:rFonts w:ascii="Ubuntu Mono" w:hAnsi="Ubuntu Mono"/>
+        </w:rPr>
+        <w:t xml:space="preserve">    </w:t>
+      </w:r>
+      <w:r>
+        <w:rPr>
+          <w:rFonts w:ascii="Ubuntu Mono" w:hAnsi="Ubuntu Mono"/>
+        </w:rPr>
+        <w:t>}</w:t>
+      </w:r>
+    </w:p>
+    <w:p>
+      <w:pPr>
+        <w:pStyle w:val="Normal"/>
+        <w:bidi w:val="0"/>
+        <w:jc w:val="start"/>
+        <w:rPr>
+          <w:rFonts w:ascii="Ubuntu Mono" w:hAnsi="Ubuntu Mono"/>
+        </w:rPr>
+      </w:pPr>
+      <w:r>
+        <w:rPr>
+          <w:rFonts w:ascii="Ubuntu Mono" w:hAnsi="Ubuntu Mono"/>
+        </w:rPr>
+      </w:r>
+    </w:p>
+    <w:p>
+      <w:pPr>
+        <w:pStyle w:val="Normal"/>
+        <w:bidi w:val="0"/>
+        <w:jc w:val="start"/>
+        <w:rPr>
+          <w:rFonts w:ascii="Ubuntu Mono" w:hAnsi="Ubuntu Mono"/>
+        </w:rPr>
+      </w:pPr>
+      <w:r>
+        <w:rPr>
+          <w:rFonts w:ascii="Ubuntu Mono" w:hAnsi="Ubuntu Mono"/>
+        </w:rPr>
+        <w:t xml:space="preserve">    </w:t>
+      </w:r>
+      <w:r>
+        <w:rPr>
+          <w:rFonts w:ascii="Ubuntu Mono" w:hAnsi="Ubuntu Mono"/>
+        </w:rPr>
+        <w:t>void get(std::string&amp; key, int&amp; result) {</w:t>
+      </w:r>
+    </w:p>
+    <w:p>
+      <w:pPr>
+        <w:pStyle w:val="Normal"/>
+        <w:bidi w:val="0"/>
+        <w:jc w:val="start"/>
+        <w:rPr>
+          <w:rFonts w:ascii="Ubuntu Mono" w:hAnsi="Ubuntu Mono"/>
+        </w:rPr>
+      </w:pPr>
+      <w:r>
+        <w:rPr>
+          <w:rFonts w:ascii="Ubuntu Mono" w:hAnsi="Ubuntu Mono"/>
+        </w:rPr>
+        <w:t xml:space="preserve">        </w:t>
+      </w:r>
+      <w:r>
+        <w:rPr>
+          <w:rFonts w:ascii="Ubuntu Mono" w:hAnsi="Ubuntu Mono"/>
+        </w:rPr>
+        <w:t>bool isFound = false;</w:t>
+      </w:r>
+    </w:p>
+    <w:p>
+      <w:pPr>
+        <w:pStyle w:val="Normal"/>
+        <w:bidi w:val="0"/>
+        <w:jc w:val="start"/>
+        <w:rPr>
+          <w:rFonts w:ascii="Ubuntu Mono" w:hAnsi="Ubuntu Mono"/>
+        </w:rPr>
+      </w:pPr>
+      <w:r>
+        <w:rPr>
+          <w:rFonts w:ascii="Ubuntu Mono" w:hAnsi="Ubuntu Mono"/>
+        </w:rPr>
+        <w:t xml:space="preserve">        </w:t>
+      </w:r>
+      <w:r>
+        <w:rPr>
+          <w:rFonts w:ascii="Ubuntu Mono" w:hAnsi="Ubuntu Mono"/>
+        </w:rPr>
+        <w:t>int index = findIndex(key, isFound);</w:t>
+      </w:r>
+    </w:p>
+    <w:p>
+      <w:pPr>
+        <w:pStyle w:val="Normal"/>
+        <w:bidi w:val="0"/>
+        <w:jc w:val="start"/>
+        <w:rPr>
+          <w:rFonts w:ascii="Ubuntu Mono" w:hAnsi="Ubuntu Mono"/>
+        </w:rPr>
+      </w:pPr>
+      <w:r>
+        <w:rPr>
+          <w:rFonts w:ascii="Ubuntu Mono" w:hAnsi="Ubuntu Mono"/>
+        </w:rPr>
+        <w:t xml:space="preserve">        </w:t>
+      </w:r>
+    </w:p>
+    <w:p>
+      <w:pPr>
+        <w:pStyle w:val="Normal"/>
+        <w:bidi w:val="0"/>
+        <w:jc w:val="start"/>
+        <w:rPr>
+          <w:rFonts w:ascii="Ubuntu Mono" w:hAnsi="Ubuntu Mono"/>
+        </w:rPr>
+      </w:pPr>
+      <w:r>
+        <w:rPr>
+          <w:rFonts w:ascii="Ubuntu Mono" w:hAnsi="Ubuntu Mono"/>
+        </w:rPr>
+        <w:t xml:space="preserve">        </w:t>
+      </w:r>
+      <w:r>
+        <w:rPr>
+          <w:rFonts w:ascii="Ubuntu Mono" w:hAnsi="Ubuntu Mono"/>
+        </w:rPr>
+        <w:t>if !(index == SIZE_MAX || !isFound) {</w:t>
+      </w:r>
+    </w:p>
+    <w:p>
+      <w:pPr>
+        <w:pStyle w:val="Normal"/>
+        <w:bidi w:val="0"/>
+        <w:jc w:val="start"/>
+        <w:rPr>
+          <w:rFonts w:ascii="Ubuntu Mono" w:hAnsi="Ubuntu Mono"/>
+        </w:rPr>
+      </w:pPr>
+      <w:r>
+        <w:rPr>
+          <w:rFonts w:ascii="Ubuntu Mono" w:hAnsi="Ubuntu Mono"/>
+        </w:rPr>
+        <w:t xml:space="preserve">            </w:t>
+      </w:r>
+      <w:r>
+        <w:rPr>
+          <w:rFonts w:ascii="Ubuntu Mono" w:hAnsi="Ubuntu Mono"/>
+        </w:rPr>
+        <w:t>std::cout &lt;&lt; "Not value" &lt;&lt; std::endl;</w:t>
+      </w:r>
+    </w:p>
+    <w:p>
+      <w:pPr>
+        <w:pStyle w:val="Normal"/>
+        <w:bidi w:val="0"/>
+        <w:jc w:val="start"/>
+        <w:rPr>
+          <w:rFonts w:ascii="Ubuntu Mono" w:hAnsi="Ubuntu Mono"/>
+        </w:rPr>
+      </w:pPr>
+      <w:r>
+        <w:rPr>
+          <w:rFonts w:ascii="Ubuntu Mono" w:hAnsi="Ubuntu Mono"/>
+        </w:rPr>
+        <w:t xml:space="preserve">        </w:t>
+      </w:r>
+      <w:r>
+        <w:rPr>
+          <w:rFonts w:ascii="Ubuntu Mono" w:hAnsi="Ubuntu Mono"/>
+        </w:rPr>
+        <w:t>}</w:t>
+      </w:r>
+    </w:p>
+    <w:p>
+      <w:pPr>
+        <w:pStyle w:val="Normal"/>
+        <w:bidi w:val="0"/>
+        <w:jc w:val="start"/>
+        <w:rPr>
+          <w:rFonts w:ascii="Ubuntu Mono" w:hAnsi="Ubuntu Mono"/>
+        </w:rPr>
+      </w:pPr>
+      <w:r>
+        <w:rPr>
+          <w:rFonts w:ascii="Ubuntu Mono" w:hAnsi="Ubuntu Mono"/>
+        </w:rPr>
+        <w:t xml:space="preserve">        </w:t>
+      </w:r>
+      <w:r>
+        <w:rPr>
+          <w:rFonts w:ascii="Ubuntu Mono" w:hAnsi="Ubuntu Mono"/>
+        </w:rPr>
+        <w:t>else {</w:t>
+      </w:r>
+    </w:p>
+    <w:p>
+      <w:pPr>
+        <w:pStyle w:val="Normal"/>
+        <w:bidi w:val="0"/>
+        <w:jc w:val="start"/>
+        <w:rPr>
+          <w:rFonts w:ascii="Ubuntu Mono" w:hAnsi="Ubuntu Mono"/>
+        </w:rPr>
+      </w:pPr>
+      <w:r>
+        <w:rPr>
+          <w:rFonts w:ascii="Ubuntu Mono" w:hAnsi="Ubuntu Mono"/>
+        </w:rPr>
+        <w:t xml:space="preserve">            </w:t>
+      </w:r>
+      <w:r>
+        <w:rPr>
+          <w:rFonts w:ascii="Ubuntu Mono" w:hAnsi="Ubuntu Mono"/>
+        </w:rPr>
+        <w:t>result = table[index].value;</w:t>
+      </w:r>
+    </w:p>
+    <w:p>
+      <w:pPr>
+        <w:pStyle w:val="Normal"/>
+        <w:bidi w:val="0"/>
+        <w:jc w:val="start"/>
+        <w:rPr>
+          <w:rFonts w:ascii="Ubuntu Mono" w:hAnsi="Ubuntu Mono"/>
+        </w:rPr>
+      </w:pPr>
+      <w:r>
+        <w:rPr>
+          <w:rFonts w:ascii="Ubuntu Mono" w:hAnsi="Ubuntu Mono"/>
+        </w:rPr>
+        <w:t xml:space="preserve">        </w:t>
+      </w:r>
+      <w:r>
+        <w:rPr>
+          <w:rFonts w:ascii="Ubuntu Mono" w:hAnsi="Ubuntu Mono"/>
+        </w:rPr>
+        <w:t>}</w:t>
+      </w:r>
+    </w:p>
+    <w:p>
+      <w:pPr>
+        <w:pStyle w:val="Normal"/>
+        <w:bidi w:val="0"/>
+        <w:jc w:val="start"/>
+        <w:rPr>
+          <w:rFonts w:ascii="Ubuntu Mono" w:hAnsi="Ubuntu Mono"/>
+        </w:rPr>
+      </w:pPr>
+      <w:r>
+        <w:rPr>
+          <w:rFonts w:ascii="Ubuntu Mono" w:hAnsi="Ubuntu Mono"/>
+        </w:rPr>
+        <w:t xml:space="preserve">    </w:t>
+      </w:r>
+      <w:r>
+        <w:rPr>
+          <w:rFonts w:ascii="Ubuntu Mono" w:hAnsi="Ubuntu Mono"/>
+        </w:rPr>
+        <w:t>}</w:t>
+      </w:r>
+    </w:p>
+    <w:p>
+      <w:pPr>
+        <w:pStyle w:val="Normal"/>
+        <w:bidi w:val="0"/>
+        <w:jc w:val="start"/>
+        <w:rPr>
+          <w:rFonts w:ascii="Ubuntu Mono" w:hAnsi="Ubuntu Mono"/>
+        </w:rPr>
+      </w:pPr>
+      <w:r>
+        <w:rPr>
+          <w:rFonts w:ascii="Ubuntu Mono" w:hAnsi="Ubuntu Mono"/>
+        </w:rPr>
+      </w:r>
+    </w:p>
+    <w:p>
+      <w:pPr>
+        <w:pStyle w:val="Normal"/>
+        <w:bidi w:val="0"/>
+        <w:jc w:val="start"/>
+        <w:rPr>
+          <w:rFonts w:ascii="Ubuntu Mono" w:hAnsi="Ubuntu Mono"/>
+        </w:rPr>
+      </w:pPr>
+      <w:r>
+        <w:rPr>
+          <w:rFonts w:ascii="Ubuntu Mono" w:hAnsi="Ubuntu Mono"/>
+        </w:rPr>
+        <w:t xml:space="preserve">    </w:t>
+      </w:r>
+      <w:r>
+        <w:rPr>
+          <w:rFonts w:ascii="Ubuntu Mono" w:hAnsi="Ubuntu Mono"/>
+        </w:rPr>
+        <w:t>void remove(const std::string&amp; key) {</w:t>
+      </w:r>
+    </w:p>
+    <w:p>
+      <w:pPr>
+        <w:pStyle w:val="Normal"/>
+        <w:bidi w:val="0"/>
+        <w:jc w:val="start"/>
+        <w:rPr>
+          <w:rFonts w:ascii="Ubuntu Mono" w:hAnsi="Ubuntu Mono"/>
+        </w:rPr>
+      </w:pPr>
+      <w:r>
+        <w:rPr>
+          <w:rFonts w:ascii="Ubuntu Mono" w:hAnsi="Ubuntu Mono"/>
+        </w:rPr>
+        <w:t xml:space="preserve">        </w:t>
+      </w:r>
+      <w:r>
+        <w:rPr>
+          <w:rFonts w:ascii="Ubuntu Mono" w:hAnsi="Ubuntu Mono"/>
+        </w:rPr>
+        <w:t>bool isFound = false;</w:t>
+      </w:r>
+    </w:p>
+    <w:p>
+      <w:pPr>
+        <w:pStyle w:val="Normal"/>
+        <w:bidi w:val="0"/>
+        <w:jc w:val="start"/>
+        <w:rPr>
+          <w:rFonts w:ascii="Ubuntu Mono" w:hAnsi="Ubuntu Mono"/>
+        </w:rPr>
+      </w:pPr>
+      <w:r>
+        <w:rPr>
+          <w:rFonts w:ascii="Ubuntu Mono" w:hAnsi="Ubuntu Mono"/>
+        </w:rPr>
+        <w:t xml:space="preserve">        </w:t>
+      </w:r>
+      <w:r>
+        <w:rPr>
+          <w:rFonts w:ascii="Ubuntu Mono" w:hAnsi="Ubuntu Mono"/>
+        </w:rPr>
+        <w:t>int index = findIndex(key, isFound);</w:t>
+      </w:r>
+    </w:p>
+    <w:p>
+      <w:pPr>
+        <w:pStyle w:val="Normal"/>
+        <w:bidi w:val="0"/>
+        <w:jc w:val="start"/>
+        <w:rPr>
+          <w:rFonts w:ascii="Ubuntu Mono" w:hAnsi="Ubuntu Mono"/>
+        </w:rPr>
+      </w:pPr>
+      <w:r>
+        <w:rPr>
+          <w:rFonts w:ascii="Ubuntu Mono" w:hAnsi="Ubuntu Mono"/>
+        </w:rPr>
+        <w:t xml:space="preserve">        </w:t>
+      </w:r>
+    </w:p>
+    <w:p>
+      <w:pPr>
+        <w:pStyle w:val="Normal"/>
+        <w:bidi w:val="0"/>
+        <w:jc w:val="start"/>
+        <w:rPr>
+          <w:rFonts w:ascii="Ubuntu Mono" w:hAnsi="Ubuntu Mono"/>
+        </w:rPr>
+      </w:pPr>
+      <w:r>
+        <w:rPr>
+          <w:rFonts w:ascii="Ubuntu Mono" w:hAnsi="Ubuntu Mono"/>
+        </w:rPr>
+        <w:t xml:space="preserve">        </w:t>
+      </w:r>
+      <w:r>
+        <w:rPr>
+          <w:rFonts w:ascii="Ubuntu Mono" w:hAnsi="Ubuntu Mono"/>
+        </w:rPr>
+        <w:t>if ((!index == SIZE_MAX || !isFound)) {</w:t>
+      </w:r>
+    </w:p>
+    <w:p>
+      <w:pPr>
+        <w:pStyle w:val="Normal"/>
+        <w:bidi w:val="0"/>
+        <w:jc w:val="start"/>
+        <w:rPr>
+          <w:rFonts w:ascii="Ubuntu Mono" w:hAnsi="Ubuntu Mono"/>
+        </w:rPr>
+      </w:pPr>
+      <w:r>
+        <w:rPr>
+          <w:rFonts w:ascii="Ubuntu Mono" w:hAnsi="Ubuntu Mono"/>
+        </w:rPr>
+        <w:t xml:space="preserve">            </w:t>
+      </w:r>
+      <w:r>
+        <w:rPr>
+          <w:rFonts w:ascii="Ubuntu Mono" w:hAnsi="Ubuntu Mono"/>
+        </w:rPr>
+        <w:t>table[index].status = Status::DELETED;</w:t>
+      </w:r>
+    </w:p>
+    <w:p>
+      <w:pPr>
+        <w:pStyle w:val="Normal"/>
+        <w:bidi w:val="0"/>
+        <w:jc w:val="start"/>
+        <w:rPr>
+          <w:rFonts w:ascii="Ubuntu Mono" w:hAnsi="Ubuntu Mono"/>
+        </w:rPr>
+      </w:pPr>
+      <w:r>
+        <w:rPr>
+          <w:rFonts w:ascii="Ubuntu Mono" w:hAnsi="Ubuntu Mono"/>
+        </w:rPr>
+        <w:t xml:space="preserve">            </w:t>
+      </w:r>
+      <w:r>
+        <w:rPr>
+          <w:rFonts w:ascii="Ubuntu Mono" w:hAnsi="Ubuntu Mono"/>
+        </w:rPr>
+        <w:t>table[index].key = "";</w:t>
+      </w:r>
+    </w:p>
+    <w:p>
+      <w:pPr>
+        <w:pStyle w:val="Normal"/>
+        <w:bidi w:val="0"/>
+        <w:jc w:val="start"/>
+        <w:rPr>
+          <w:rFonts w:ascii="Ubuntu Mono" w:hAnsi="Ubuntu Mono"/>
+        </w:rPr>
+      </w:pPr>
+      <w:r>
+        <w:rPr>
+          <w:rFonts w:ascii="Ubuntu Mono" w:hAnsi="Ubuntu Mono"/>
+        </w:rPr>
+        <w:t xml:space="preserve">            </w:t>
+      </w:r>
+      <w:r>
+        <w:rPr>
+          <w:rFonts w:ascii="Ubuntu Mono" w:hAnsi="Ubuntu Mono"/>
+        </w:rPr>
+        <w:t>size--;</w:t>
+      </w:r>
+    </w:p>
+    <w:p>
+      <w:pPr>
+        <w:pStyle w:val="Normal"/>
+        <w:bidi w:val="0"/>
+        <w:jc w:val="start"/>
+        <w:rPr>
+          <w:rFonts w:ascii="Ubuntu Mono" w:hAnsi="Ubuntu Mono"/>
+        </w:rPr>
+      </w:pPr>
+      <w:r>
+        <w:rPr>
+          <w:rFonts w:ascii="Ubuntu Mono" w:hAnsi="Ubuntu Mono"/>
+        </w:rPr>
+        <w:t xml:space="preserve">        </w:t>
+      </w:r>
+      <w:r>
+        <w:rPr>
+          <w:rFonts w:ascii="Ubuntu Mono" w:hAnsi="Ubuntu Mono"/>
+        </w:rPr>
+        <w:t>}</w:t>
+      </w:r>
+    </w:p>
+    <w:p>
+      <w:pPr>
+        <w:pStyle w:val="Normal"/>
+        <w:bidi w:val="0"/>
+        <w:jc w:val="start"/>
+        <w:rPr>
+          <w:rFonts w:ascii="Ubuntu Mono" w:hAnsi="Ubuntu Mono"/>
+        </w:rPr>
+      </w:pPr>
+      <w:r>
+        <w:rPr>
+          <w:rFonts w:ascii="Ubuntu Mono" w:hAnsi="Ubuntu Mono"/>
+        </w:rPr>
+        <w:t xml:space="preserve">    </w:t>
+      </w:r>
+      <w:r>
+        <w:rPr>
+          <w:rFonts w:ascii="Ubuntu Mono" w:hAnsi="Ubuntu Mono"/>
+        </w:rPr>
+        <w:t>}</w:t>
+      </w:r>
+    </w:p>
+    <w:p>
+      <w:pPr>
+        <w:pStyle w:val="Normal"/>
+        <w:bidi w:val="0"/>
+        <w:jc w:val="start"/>
+        <w:rPr>
+          <w:rFonts w:ascii="Ubuntu Mono" w:hAnsi="Ubuntu Mono"/>
+        </w:rPr>
+      </w:pPr>
+      <w:r>
+        <w:rPr>
+          <w:rFonts w:ascii="Ubuntu Mono" w:hAnsi="Ubuntu Mono"/>
+        </w:rPr>
+      </w:r>
+    </w:p>
+    <w:p>
+      <w:pPr>
+        <w:pStyle w:val="Normal"/>
+        <w:bidi w:val="0"/>
+        <w:jc w:val="start"/>
+        <w:rPr>
+          <w:rFonts w:ascii="Ubuntu Mono" w:hAnsi="Ubuntu Mono"/>
+        </w:rPr>
+      </w:pPr>
+      <w:r>
+        <w:rPr>
+          <w:rFonts w:ascii="Ubuntu Mono" w:hAnsi="Ubuntu Mono"/>
+        </w:rPr>
+        <w:t xml:space="preserve">    </w:t>
+      </w:r>
+      <w:r>
+        <w:rPr>
+          <w:rFonts w:ascii="Ubuntu Mono" w:hAnsi="Ubuntu Mono"/>
+        </w:rPr>
+        <w:t>bool search(const std::string&amp; key) {</w:t>
+      </w:r>
+    </w:p>
+    <w:p>
+      <w:pPr>
+        <w:pStyle w:val="Normal"/>
+        <w:bidi w:val="0"/>
+        <w:jc w:val="start"/>
+        <w:rPr>
+          <w:rFonts w:ascii="Ubuntu Mono" w:hAnsi="Ubuntu Mono"/>
+        </w:rPr>
+      </w:pPr>
+      <w:r>
+        <w:rPr>
+          <w:rFonts w:ascii="Ubuntu Mono" w:hAnsi="Ubuntu Mono"/>
+        </w:rPr>
+        <w:t xml:space="preserve">        </w:t>
+      </w:r>
+      <w:r>
+        <w:rPr>
+          <w:rFonts w:ascii="Ubuntu Mono" w:hAnsi="Ubuntu Mono"/>
+        </w:rPr>
+        <w:t>bool isFound = false;</w:t>
+      </w:r>
+    </w:p>
+    <w:p>
+      <w:pPr>
+        <w:pStyle w:val="Normal"/>
+        <w:bidi w:val="0"/>
+        <w:jc w:val="start"/>
+        <w:rPr>
+          <w:rFonts w:ascii="Ubuntu Mono" w:hAnsi="Ubuntu Mono"/>
+        </w:rPr>
+      </w:pPr>
+      <w:r>
+        <w:rPr>
+          <w:rFonts w:ascii="Ubuntu Mono" w:hAnsi="Ubuntu Mono"/>
+        </w:rPr>
+        <w:t xml:space="preserve">        </w:t>
+      </w:r>
+      <w:r>
+        <w:rPr>
+          <w:rFonts w:ascii="Ubuntu Mono" w:hAnsi="Ubuntu Mono"/>
+        </w:rPr>
+        <w:t>findIndex(key, isFound);</w:t>
+      </w:r>
+    </w:p>
+    <w:p>
+      <w:pPr>
+        <w:pStyle w:val="Normal"/>
+        <w:bidi w:val="0"/>
+        <w:jc w:val="start"/>
+        <w:rPr>
+          <w:rFonts w:ascii="Ubuntu Mono" w:hAnsi="Ubuntu Mono"/>
+        </w:rPr>
+      </w:pPr>
+      <w:r>
+        <w:rPr>
+          <w:rFonts w:ascii="Ubuntu Mono" w:hAnsi="Ubuntu Mono"/>
+        </w:rPr>
+        <w:t xml:space="preserve">        </w:t>
+      </w:r>
+      <w:r>
+        <w:rPr>
+          <w:rFonts w:ascii="Ubuntu Mono" w:hAnsi="Ubuntu Mono"/>
+        </w:rPr>
+        <w:t>return isFound;</w:t>
+      </w:r>
+    </w:p>
+    <w:p>
+      <w:pPr>
+        <w:pStyle w:val="Normal"/>
+        <w:bidi w:val="0"/>
+        <w:jc w:val="start"/>
+        <w:rPr>
+          <w:rFonts w:ascii="Ubuntu Mono" w:hAnsi="Ubuntu Mono"/>
+        </w:rPr>
+      </w:pPr>
+      <w:r>
+        <w:rPr>
+          <w:rFonts w:ascii="Ubuntu Mono" w:hAnsi="Ubuntu Mono"/>
+        </w:rPr>
+        <w:t xml:space="preserve">    </w:t>
+      </w:r>
+      <w:r>
+        <w:rPr>
+          <w:rFonts w:ascii="Ubuntu Mono" w:hAnsi="Ubuntu Mono"/>
+        </w:rPr>
+        <w:t>}</w:t>
+      </w:r>
+    </w:p>
+    <w:p>
+      <w:pPr>
+        <w:pStyle w:val="Normal"/>
+        <w:bidi w:val="0"/>
+        <w:jc w:val="start"/>
+        <w:rPr>
+          <w:rFonts w:ascii="Ubuntu Mono" w:hAnsi="Ubuntu Mono"/>
+        </w:rPr>
+      </w:pPr>
+      <w:r>
+        <w:rPr>
+          <w:rFonts w:ascii="Ubuntu Mono" w:hAnsi="Ubuntu Mono"/>
+        </w:rPr>
+      </w:r>
+    </w:p>
+    <w:p>
+      <w:pPr>
+        <w:pStyle w:val="Normal"/>
+        <w:bidi w:val="0"/>
+        <w:jc w:val="start"/>
+        <w:rPr>
+          <w:rFonts w:ascii="Ubuntu Mono" w:hAnsi="Ubuntu Mono"/>
+        </w:rPr>
+      </w:pPr>
+      <w:r>
+        <w:rPr>
+          <w:rFonts w:ascii="Ubuntu Mono" w:hAnsi="Ubuntu Mono"/>
+        </w:rPr>
+        <w:t xml:space="preserve">    </w:t>
+      </w:r>
+      <w:r>
+        <w:rPr>
+          <w:rFonts w:ascii="Ubuntu Mono" w:hAnsi="Ubuntu Mono"/>
+        </w:rPr>
+        <w:t>int getSize() {</w:t>
+      </w:r>
+    </w:p>
+    <w:p>
+      <w:pPr>
+        <w:pStyle w:val="Normal"/>
+        <w:bidi w:val="0"/>
+        <w:jc w:val="start"/>
+        <w:rPr>
+          <w:rFonts w:ascii="Ubuntu Mono" w:hAnsi="Ubuntu Mono"/>
+        </w:rPr>
+      </w:pPr>
+      <w:r>
+        <w:rPr>
+          <w:rFonts w:ascii="Ubuntu Mono" w:hAnsi="Ubuntu Mono"/>
+        </w:rPr>
+        <w:t xml:space="preserve">        </w:t>
+      </w:r>
+      <w:r>
+        <w:rPr>
+          <w:rFonts w:ascii="Ubuntu Mono" w:hAnsi="Ubuntu Mono"/>
+        </w:rPr>
+        <w:t>return size;</w:t>
+      </w:r>
+    </w:p>
+    <w:p>
+      <w:pPr>
+        <w:pStyle w:val="Normal"/>
+        <w:bidi w:val="0"/>
+        <w:jc w:val="start"/>
+        <w:rPr>
+          <w:rFonts w:ascii="Ubuntu Mono" w:hAnsi="Ubuntu Mono"/>
+        </w:rPr>
+      </w:pPr>
+      <w:r>
+        <w:rPr>
+          <w:rFonts w:ascii="Ubuntu Mono" w:hAnsi="Ubuntu Mono"/>
+        </w:rPr>
+        <w:t xml:space="preserve">    </w:t>
+      </w:r>
+      <w:r>
+        <w:rPr>
+          <w:rFonts w:ascii="Ubuntu Mono" w:hAnsi="Ubuntu Mono"/>
+        </w:rPr>
+        <w:t>}</w:t>
+      </w:r>
+    </w:p>
+    <w:p>
+      <w:pPr>
+        <w:pStyle w:val="Normal"/>
+        <w:bidi w:val="0"/>
+        <w:jc w:val="start"/>
+        <w:rPr>
+          <w:rFonts w:ascii="Ubuntu Mono" w:hAnsi="Ubuntu Mono"/>
+        </w:rPr>
+      </w:pPr>
+      <w:r>
+        <w:rPr>
+          <w:rFonts w:ascii="Ubuntu Mono" w:hAnsi="Ubuntu Mono"/>
+        </w:rPr>
+        <w:t>};</w:t>
+      </w:r>
+    </w:p>
+    <w:p>
+      <w:pPr>
+        <w:pStyle w:val="BodyText"/>
+        <w:bidi w:val="0"/>
+        <w:spacing w:lineRule="auto" w:line="360" w:before="0" w:after="140"/>
         <w:ind w:hanging="0" w:start="0" w:end="0"/>
         <w:jc w:val="both"/>
         <w:rPr>
@@ -4993,6 +7921,18 @@
         </w:rPr>
         <w:t xml:space="preserve">В результате выполнения лабораторной работы мы научились использовать хеширование и применили на практике эти знания. Ссылка на </w:t>
       </w:r>
+      <w:hyperlink r:id="rId7">
+        <w:r>
+          <w:rPr>
+            <w:rStyle w:val="Hyperlink"/>
+            <w:rFonts w:ascii="Times New Roman" w:hAnsi="Times New Roman"/>
+            <w:sz w:val="28"/>
+            <w:szCs w:val="28"/>
+            <w:lang w:val="en-US"/>
+          </w:rPr>
+          <w:t>github</w:t>
+        </w:r>
+      </w:hyperlink>
       <w:r>
         <w:rPr>
           <w:rFonts w:ascii="Times New Roman" w:hAnsi="Times New Roman"/>
@@ -5000,17 +7940,18 @@
           <w:szCs w:val="28"/>
           <w:lang w:val="en-US"/>
         </w:rPr>
-        <w:t>github.</w:t>
+        <w:t>.</w:t>
       </w:r>
     </w:p>
     <w:sectPr>
-      <w:footerReference w:type="default" r:id="rId7"/>
+      <w:footerReference w:type="default" r:id="rId8"/>
       <w:type w:val="nextPage"/>
       <w:pgSz w:w="11906" w:h="16838"/>
       <w:pgMar w:left="1134" w:right="1134" w:gutter="0" w:header="0" w:top="1134" w:footer="1134" w:bottom="1693"/>
       <w:pgNumType w:fmt="decimal"/>
       <w:formProt w:val="false"/>
       <w:textDirection w:val="lrTb"/>
+      <w:docGrid w:type="default" w:linePitch="600" w:charSpace="32768"/>
     </w:sectPr>
   </w:body>
 </w:document>
@@ -5076,7 +8017,7 @@
     </w:r>
     <w:r>
       <w:rPr/>
-      <w:t>11</w:t>
+      <w:t>13</w:t>
     </w:r>
     <w:r>
       <w:rPr/>
@@ -5094,7 +8035,7 @@
       <w:numFmt w:val="none"/>
       <w:pStyle w:val="Heading1"/>
       <w:suff w:val="nothing"/>
-      <w:lvlText w:val=""/>
+      <w:lvlText w:val="%1"/>
       <w:lvlJc w:val="start"/>
       <w:pPr>
         <w:tabs>
@@ -5108,7 +8049,7 @@
       <w:numFmt w:val="none"/>
       <w:pStyle w:val="Heading2"/>
       <w:suff w:val="nothing"/>
-      <w:lvlText w:val=""/>
+      <w:lvlText w:val="%2"/>
       <w:lvlJc w:val="start"/>
       <w:pPr>
         <w:tabs>
@@ -5122,7 +8063,7 @@
       <w:numFmt w:val="none"/>
       <w:pStyle w:val="Heading3"/>
       <w:suff w:val="nothing"/>
-      <w:lvlText w:val=""/>
+      <w:lvlText w:val="%3"/>
       <w:lvlJc w:val="start"/>
       <w:pPr>
         <w:tabs>
@@ -5135,7 +8076,7 @@
       <w:start w:val="1"/>
       <w:numFmt w:val="none"/>
       <w:suff w:val="nothing"/>
-      <w:lvlText w:val=""/>
+      <w:lvlText w:val="%4"/>
       <w:lvlJc w:val="start"/>
       <w:pPr>
         <w:tabs>
@@ -5148,7 +8089,7 @@
       <w:start w:val="1"/>
       <w:numFmt w:val="none"/>
       <w:suff w:val="nothing"/>
-      <w:lvlText w:val=""/>
+      <w:lvlText w:val="%5"/>
       <w:lvlJc w:val="start"/>
       <w:pPr>
         <w:tabs>
@@ -5161,7 +8102,7 @@
       <w:start w:val="1"/>
       <w:numFmt w:val="none"/>
       <w:suff w:val="nothing"/>
-      <w:lvlText w:val=""/>
+      <w:lvlText w:val="%6"/>
       <w:lvlJc w:val="start"/>
       <w:pPr>
         <w:tabs>
@@ -5174,7 +8115,7 @@
       <w:start w:val="1"/>
       <w:numFmt w:val="none"/>
       <w:suff w:val="nothing"/>
-      <w:lvlText w:val=""/>
+      <w:lvlText w:val="%7"/>
       <w:lvlJc w:val="start"/>
       <w:pPr>
         <w:tabs>
@@ -5187,7 +8128,7 @@
       <w:start w:val="1"/>
       <w:numFmt w:val="none"/>
       <w:suff w:val="nothing"/>
-      <w:lvlText w:val=""/>
+      <w:lvlText w:val="%8"/>
       <w:lvlJc w:val="start"/>
       <w:pPr>
         <w:tabs>
@@ -5200,7 +8141,7 @@
       <w:start w:val="1"/>
       <w:numFmt w:val="none"/>
       <w:suff w:val="nothing"/>
-      <w:lvlText w:val=""/>
+      <w:lvlText w:val="%9"/>
       <w:lvlJc w:val="start"/>
       <w:pPr>
         <w:tabs>
@@ -5240,6 +8181,9 @@
     <w:qFormat/>
     <w:pPr>
       <w:widowControl/>
+      <w:kinsoku w:val="true"/>
+      <w:overflowPunct w:val="true"/>
+      <w:autoSpaceDE w:val="true"/>
       <w:bidi w:val="0"/>
     </w:pPr>
     <w:rPr>
